--- a/practicas/tp-complejidad/aed2 tp1.docx
+++ b/practicas/tp-complejidad/aed2 tp1.docx
@@ -1,6 +1,6 @@
 
 <file path=word/document.xml><?xml version="1.0" encoding="utf-8"?>
-<w:document xmlns:wpc="http://schemas.microsoft.com/office/word/2010/wordprocessingCanvas" xmlns:cx="http://schemas.microsoft.com/office/drawing/2014/chartex" xmlns:cx1="http://schemas.microsoft.com/office/drawing/2015/9/8/chartex" xmlns:cx2="http://schemas.microsoft.com/office/drawing/2015/10/21/chartex" xmlns:cx3="http://schemas.microsoft.com/office/drawing/2016/5/9/chartex" xmlns:cx4="http://schemas.microsoft.com/office/drawing/2016/5/10/chartex" xmlns:cx5="http://schemas.microsoft.com/office/drawing/2016/5/11/chartex" xmlns:cx6="http://schemas.microsoft.com/office/drawing/2016/5/12/chartex" xmlns:cx7="http://schemas.microsoft.com/office/drawing/2016/5/13/chartex" xmlns:cx8="http://schemas.microsoft.com/office/drawing/2016/5/14/chartex" xmlns:mc="http://schemas.openxmlformats.org/markup-compatibility/2006" xmlns:aink="http://schemas.microsoft.com/office/drawing/2016/ink" xmlns:am3d="http://schemas.microsoft.com/office/drawing/2017/model3d" xmlns:o="urn:schemas-microsoft-com:office:office" xmlns:oel="http://schemas.microsoft.com/office/2019/extlst" xmlns:r="http://schemas.openxmlformats.org/officeDocument/2006/relationships" xmlns:m="http://schemas.openxmlformats.org/officeDocument/2006/math" xmlns:v="urn:schemas-microsoft-com:vml" xmlns:wp14="http://schemas.microsoft.com/office/word/2010/wordprocessingDrawing" xmlns:wp="http://schemas.openxmlformats.org/drawingml/2006/wordprocessingDrawing" xmlns:w10="urn:schemas-microsoft-com:office:word" xmlns:w="http://schemas.openxmlformats.org/wordprocessingml/2006/main" xmlns:w14="http://schemas.microsoft.com/office/word/2010/wordml" xmlns:w15="http://schemas.microsoft.com/office/word/2012/wordml" xmlns:w16cei="http://schemas.microsoft.com/office/word/2026/wordml/cei" xmlns:w16cex="http://schemas.microsoft.com/office/word/2018/wordml/cex" xmlns:w16cid="http://schemas.microsoft.com/office/word/2016/wordml/cid" xmlns:w16="http://schemas.microsoft.com/office/word/2018/wordml" xmlns:w16du="http://schemas.microsoft.com/office/word/2023/wordml/word16du" xmlns:w16sdtdh="http://schemas.microsoft.com/office/word/2020/wordml/sdtdatahash" xmlns:w16sdtfl="http://schemas.microsoft.com/office/word/2024/wordml/sdtformatlock" xmlns:w16se="http://schemas.microsoft.com/office/word/2015/wordml/symex" xmlns:wpg="http://schemas.microsoft.com/office/word/2010/wordprocessingGroup" xmlns:wpi="http://schemas.microsoft.com/office/word/2010/wordprocessingInk" xmlns:wne="http://schemas.microsoft.com/office/word/2006/wordml" xmlns:wps="http://schemas.microsoft.com/office/word/2010/wordprocessingShape" mc:Ignorable="w14 w15 w16se w16cid w16 w16cex w16sdtdh w16sdtfl w16du wp14">
+<w:document xmlns:wpc="http://schemas.microsoft.com/office/word/2010/wordprocessingCanvas" xmlns:cx="http://schemas.microsoft.com/office/drawing/2014/chartex" xmlns:cx1="http://schemas.microsoft.com/office/drawing/2015/9/8/chartex" xmlns:cx2="http://schemas.microsoft.com/office/drawing/2015/10/21/chartex" xmlns:cx3="http://schemas.microsoft.com/office/drawing/2016/5/9/chartex" xmlns:cx4="http://schemas.microsoft.com/office/drawing/2016/5/10/chartex" xmlns:cx5="http://schemas.microsoft.com/office/drawing/2016/5/11/chartex" xmlns:cx6="http://schemas.microsoft.com/office/drawing/2016/5/12/chartex" xmlns:cx7="http://schemas.microsoft.com/office/drawing/2016/5/13/chartex" xmlns:cx8="http://schemas.microsoft.com/office/drawing/2016/5/14/chartex" xmlns:mc="http://schemas.openxmlformats.org/markup-compatibility/2006" xmlns:aink="http://schemas.microsoft.com/office/drawing/2016/ink" xmlns:am3d="http://schemas.microsoft.com/office/drawing/2017/model3d" xmlns:o="urn:schemas-microsoft-com:office:office" xmlns:oel="http://schemas.microsoft.com/office/2019/extlst" xmlns:r="http://schemas.openxmlformats.org/officeDocument/2006/relationships" xmlns:m="http://schemas.openxmlformats.org/officeDocument/2006/math" xmlns:v="urn:schemas-microsoft-com:vml" xmlns:wp14="http://schemas.microsoft.com/office/word/2010/wordprocessingDrawing" xmlns:wp="http://schemas.openxmlformats.org/drawingml/2006/wordprocessingDrawing" xmlns:w10="urn:schemas-microsoft-com:office:word" xmlns:w="http://schemas.openxmlformats.org/wordprocessingml/2006/main" xmlns:w14="http://schemas.microsoft.com/office/word/2010/wordml" xmlns:w15="http://schemas.microsoft.com/office/word/2012/wordml" xmlns:w16cex="http://schemas.microsoft.com/office/word/2018/wordml/cex" xmlns:w16cid="http://schemas.microsoft.com/office/word/2016/wordml/cid" xmlns:w16="http://schemas.microsoft.com/office/word/2018/wordml" xmlns:w16du="http://schemas.microsoft.com/office/word/2023/wordml/word16du" xmlns:w16sdtdh="http://schemas.microsoft.com/office/word/2020/wordml/sdtdatahash" xmlns:w16sdtfl="http://schemas.microsoft.com/office/word/2024/wordml/sdtformatlock" xmlns:w16se="http://schemas.microsoft.com/office/word/2015/wordml/symex" xmlns:wpg="http://schemas.microsoft.com/office/word/2010/wordprocessingGroup" xmlns:wpi="http://schemas.microsoft.com/office/word/2010/wordprocessingInk" xmlns:wne="http://schemas.microsoft.com/office/word/2006/wordml" xmlns:wps="http://schemas.microsoft.com/office/word/2010/wordprocessingShape" mc:Ignorable="w14 w15 w16se w16cid w16 w16cex w16sdtdh w16sdtfl w16du wp14">
   <w:body>
     <w:p>
       <w:pPr>
@@ -44,6 +44,7 @@
     </w:p>
     <w:p>
       <w:pPr>
+        <w:jc w:val="both"/>
         <w:rPr>
           <w:b/>
           <w:bCs/>
@@ -59,6 +60,7 @@
     </w:p>
     <w:p>
       <w:pPr>
+        <w:jc w:val="both"/>
         <w:rPr>
           <w:b/>
           <w:bCs/>
@@ -103,6 +105,9 @@
       </w:r>
     </w:p>
     <w:p>
+      <w:pPr>
+        <w:jc w:val="both"/>
+      </w:pPr>
       <w:r>
         <w:t xml:space="preserve">Decimos que una función </w:t>
       </w:r>
@@ -163,6 +168,9 @@
       </w:r>
     </w:p>
     <w:p>
+      <w:pPr>
+        <w:jc w:val="both"/>
+      </w:pPr>
       <m:oMathPara>
         <m:oMath>
           <m:r>
@@ -249,6 +257,9 @@
       </m:oMathPara>
     </w:p>
     <w:p>
+      <w:pPr>
+        <w:jc w:val="both"/>
+      </w:pPr>
       <w:r>
         <w:t xml:space="preserve">Queremos determinar si </w:t>
       </w:r>
@@ -298,6 +309,7 @@
     </w:p>
     <w:p>
       <w:pPr>
+        <w:jc w:val="both"/>
         <w:rPr>
           <w:rFonts w:eastAsiaTheme="minorEastAsia"/>
         </w:rPr>
@@ -384,6 +396,9 @@
       </m:oMathPara>
     </w:p>
     <w:p>
+      <w:pPr>
+        <w:jc w:val="both"/>
+      </w:pPr>
       <w:r>
         <w:rPr>
           <w:rFonts w:eastAsiaTheme="minorEastAsia"/>
@@ -432,6 +447,7 @@
     </w:p>
     <w:p>
       <w:pPr>
+        <w:jc w:val="both"/>
         <w:rPr>
           <w:rFonts w:eastAsiaTheme="minorEastAsia"/>
         </w:rPr>
@@ -530,7 +546,7 @@
                 <w:rPr>
                   <w:rFonts w:ascii="Cambria Math" w:hAnsi="Cambria Math"/>
                 </w:rPr>
-                <m:t>0-</m:t>
+                <m:t>0</m:t>
               </m:r>
             </m:sub>
           </m:sSub>
@@ -539,6 +555,7 @@
     </w:p>
     <w:p>
       <w:pPr>
+        <w:jc w:val="both"/>
         <w:rPr>
           <w:rFonts w:eastAsiaTheme="minorEastAsia"/>
         </w:rPr>
@@ -575,6 +592,7 @@
     </w:p>
     <w:p>
       <w:pPr>
+        <w:jc w:val="both"/>
         <w:rPr>
           <w:rFonts w:eastAsiaTheme="minorEastAsia"/>
         </w:rPr>
@@ -592,6 +610,7 @@
     </w:p>
     <w:p>
       <w:pPr>
+        <w:jc w:val="both"/>
         <w:rPr>
           <w:rFonts w:eastAsiaTheme="minorEastAsia"/>
         </w:rPr>
@@ -647,6 +666,7 @@
     </w:p>
     <w:p>
       <w:pPr>
+        <w:jc w:val="both"/>
         <w:rPr>
           <w:rFonts w:ascii="Cambria Math" w:eastAsiaTheme="minorEastAsia" w:hAnsi="Cambria Math"/>
           <w:i/>
@@ -658,102 +678,94 @@
         </w:rPr>
         <w:t xml:space="preserve">Por lo tanto, se comprueba que </w:t>
       </w:r>
-      <w:r>
-        <w:rPr>
-          <w:rFonts w:ascii="Cambria Math" w:hAnsi="Cambria Math"/>
-          <w:i/>
-        </w:rPr>
-        <w:br/>
-      </w:r>
-      <m:oMathPara>
-        <m:oMath>
-          <m:r>
-            <w:rPr>
-              <w:rFonts w:ascii="Cambria Math" w:hAnsi="Cambria Math"/>
-            </w:rPr>
-            <m:t>6</m:t>
-          </m:r>
-          <m:sSup>
-            <m:sSupPr>
-              <m:ctrlPr>
-                <w:rPr>
-                  <w:rFonts w:ascii="Cambria Math" w:hAnsi="Cambria Math"/>
-                  <w:i/>
-                </w:rPr>
-              </m:ctrlPr>
-            </m:sSupPr>
-            <m:e>
-              <m:r>
-                <w:rPr>
-                  <w:rFonts w:ascii="Cambria Math" w:hAnsi="Cambria Math"/>
-                </w:rPr>
-                <m:t>n</m:t>
-              </m:r>
-            </m:e>
-            <m:sup>
-              <m:r>
-                <w:rPr>
-                  <w:rFonts w:ascii="Cambria Math" w:hAnsi="Cambria Math"/>
-                </w:rPr>
-                <m:t>3</m:t>
-              </m:r>
-            </m:sup>
-          </m:sSup>
-          <m:r>
-            <w:rPr>
-              <w:rFonts w:ascii="Cambria Math" w:hAnsi="Cambria Math"/>
-            </w:rPr>
-            <m:t>∉O</m:t>
-          </m:r>
-          <m:d>
-            <m:dPr>
-              <m:ctrlPr>
-                <w:rPr>
-                  <w:rFonts w:ascii="Cambria Math" w:hAnsi="Cambria Math"/>
-                  <w:i/>
-                </w:rPr>
-              </m:ctrlPr>
-            </m:dPr>
-            <m:e>
-              <m:sSup>
-                <m:sSupPr>
-                  <m:ctrlPr>
-                    <w:rPr>
-                      <w:rFonts w:ascii="Cambria Math" w:hAnsi="Cambria Math"/>
-                      <w:i/>
-                    </w:rPr>
-                  </m:ctrlPr>
-                </m:sSupPr>
-                <m:e>
-                  <m:r>
-                    <w:rPr>
-                      <w:rFonts w:ascii="Cambria Math" w:hAnsi="Cambria Math"/>
-                    </w:rPr>
-                    <m:t>n</m:t>
-                  </m:r>
-                </m:e>
-                <m:sup>
-                  <m:r>
-                    <w:rPr>
-                      <w:rFonts w:ascii="Cambria Math" w:hAnsi="Cambria Math"/>
-                    </w:rPr>
-                    <m:t>2</m:t>
-                  </m:r>
-                </m:sup>
-              </m:sSup>
-            </m:e>
-          </m:d>
-          <m:r>
-            <w:rPr>
-              <w:rFonts w:ascii="Cambria Math" w:hAnsi="Cambria Math"/>
-            </w:rPr>
-            <m:t>.</m:t>
-          </m:r>
-        </m:oMath>
-      </m:oMathPara>
-    </w:p>
-    <w:p>
-      <w:pPr>
+      <m:oMath>
+        <m:r>
+          <w:rPr>
+            <w:rFonts w:ascii="Cambria Math" w:hAnsi="Cambria Math"/>
+          </w:rPr>
+          <m:t>6</m:t>
+        </m:r>
+        <m:sSup>
+          <m:sSupPr>
+            <m:ctrlPr>
+              <w:rPr>
+                <w:rFonts w:ascii="Cambria Math" w:hAnsi="Cambria Math"/>
+                <w:i/>
+              </w:rPr>
+            </m:ctrlPr>
+          </m:sSupPr>
+          <m:e>
+            <m:r>
+              <w:rPr>
+                <w:rFonts w:ascii="Cambria Math" w:hAnsi="Cambria Math"/>
+              </w:rPr>
+              <m:t>n</m:t>
+            </m:r>
+          </m:e>
+          <m:sup>
+            <m:r>
+              <w:rPr>
+                <w:rFonts w:ascii="Cambria Math" w:hAnsi="Cambria Math"/>
+              </w:rPr>
+              <m:t>3</m:t>
+            </m:r>
+          </m:sup>
+        </m:sSup>
+        <m:r>
+          <w:rPr>
+            <w:rFonts w:ascii="Cambria Math" w:hAnsi="Cambria Math"/>
+          </w:rPr>
+          <m:t>∉O</m:t>
+        </m:r>
+        <m:d>
+          <m:dPr>
+            <m:ctrlPr>
+              <w:rPr>
+                <w:rFonts w:ascii="Cambria Math" w:hAnsi="Cambria Math"/>
+                <w:i/>
+              </w:rPr>
+            </m:ctrlPr>
+          </m:dPr>
+          <m:e>
+            <m:sSup>
+              <m:sSupPr>
+                <m:ctrlPr>
+                  <w:rPr>
+                    <w:rFonts w:ascii="Cambria Math" w:hAnsi="Cambria Math"/>
+                    <w:i/>
+                  </w:rPr>
+                </m:ctrlPr>
+              </m:sSupPr>
+              <m:e>
+                <m:r>
+                  <w:rPr>
+                    <w:rFonts w:ascii="Cambria Math" w:hAnsi="Cambria Math"/>
+                  </w:rPr>
+                  <m:t>n</m:t>
+                </m:r>
+              </m:e>
+              <m:sup>
+                <m:r>
+                  <w:rPr>
+                    <w:rFonts w:ascii="Cambria Math" w:hAnsi="Cambria Math"/>
+                  </w:rPr>
+                  <m:t>2</m:t>
+                </m:r>
+              </m:sup>
+            </m:sSup>
+          </m:e>
+        </m:d>
+        <m:r>
+          <w:rPr>
+            <w:rFonts w:ascii="Cambria Math" w:hAnsi="Cambria Math"/>
+          </w:rPr>
+          <m:t>.</m:t>
+        </m:r>
+      </m:oMath>
+    </w:p>
+    <w:p>
+      <w:pPr>
+        <w:jc w:val="both"/>
         <w:rPr>
           <w:b/>
           <w:bCs/>
@@ -769,6 +781,7 @@
     </w:p>
     <w:p>
       <w:pPr>
+        <w:jc w:val="both"/>
         <w:rPr>
           <w:rFonts w:eastAsiaTheme="minorEastAsia"/>
           <w:b/>
@@ -786,6 +799,7 @@
     </w:p>
     <w:p>
       <w:pPr>
+        <w:jc w:val="both"/>
         <w:rPr>
           <w:rFonts w:eastAsiaTheme="minorEastAsia"/>
         </w:rPr>
@@ -799,6 +813,7 @@
     </w:p>
     <w:p>
       <w:pPr>
+        <w:jc w:val="both"/>
         <w:rPr>
           <w:rFonts w:eastAsiaTheme="minorEastAsia"/>
         </w:rPr>
@@ -848,6 +863,7 @@
     </w:p>
     <w:p>
       <w:pPr>
+        <w:jc w:val="both"/>
         <w:rPr>
           <w:rFonts w:eastAsiaTheme="minorEastAsia"/>
         </w:rPr>
@@ -889,6 +905,7 @@
     </w:p>
     <w:p>
       <w:pPr>
+        <w:jc w:val="both"/>
         <w:rPr>
           <w:rFonts w:eastAsiaTheme="minorEastAsia"/>
         </w:rPr>
@@ -906,6 +923,7 @@
     </w:p>
     <w:p>
       <w:pPr>
+        <w:jc w:val="both"/>
         <w:rPr>
           <w:rFonts w:eastAsiaTheme="minorEastAsia"/>
         </w:rPr>
@@ -919,6 +937,7 @@
     </w:p>
     <w:p>
       <w:pPr>
+        <w:jc w:val="both"/>
         <w:rPr>
           <w:rFonts w:eastAsiaTheme="minorEastAsia"/>
         </w:rPr>
@@ -999,6 +1018,7 @@
     </w:p>
     <w:p>
       <w:pPr>
+        <w:jc w:val="both"/>
         <w:rPr>
           <w:rFonts w:eastAsiaTheme="minorEastAsia"/>
         </w:rPr>
@@ -1050,6 +1070,7 @@
     </w:p>
     <w:p>
       <w:pPr>
+        <w:jc w:val="both"/>
         <w:rPr>
           <w:rFonts w:eastAsiaTheme="minorEastAsia"/>
         </w:rPr>
@@ -1063,6 +1084,7 @@
     </w:p>
     <w:p>
       <w:pPr>
+        <w:jc w:val="both"/>
         <w:rPr>
           <w:rFonts w:eastAsiaTheme="minorEastAsia"/>
         </w:rPr>
@@ -1080,6 +1102,7 @@
     </w:p>
     <w:p>
       <w:pPr>
+        <w:jc w:val="both"/>
         <w:rPr>
           <w:rFonts w:eastAsiaTheme="minorEastAsia"/>
         </w:rPr>
@@ -1093,6 +1116,7 @@
     </w:p>
     <w:p>
       <w:pPr>
+        <w:jc w:val="both"/>
         <w:rPr>
           <w:rFonts w:eastAsiaTheme="minorEastAsia"/>
         </w:rPr>
@@ -1173,6 +1197,7 @@
     </w:p>
     <w:p>
       <w:pPr>
+        <w:jc w:val="both"/>
         <w:rPr>
           <w:rFonts w:eastAsiaTheme="minorEastAsia"/>
           <w:b/>
@@ -1198,6 +1223,7 @@
     </w:p>
     <w:p>
       <w:pPr>
+        <w:jc w:val="both"/>
         <w:rPr>
           <w:rFonts w:eastAsiaTheme="minorEastAsia"/>
           <w:b/>
@@ -1264,6 +1290,7 @@
           <w:ilvl w:val="0"/>
           <w:numId w:val="1"/>
         </w:numPr>
+        <w:jc w:val="both"/>
         <w:rPr>
           <w:rFonts w:eastAsiaTheme="minorEastAsia"/>
         </w:rPr>
@@ -1390,6 +1417,7 @@
           <w:ilvl w:val="0"/>
           <w:numId w:val="1"/>
         </w:numPr>
+        <w:jc w:val="both"/>
         <w:rPr>
           <w:rFonts w:eastAsiaTheme="minorEastAsia"/>
         </w:rPr>
@@ -1454,6 +1482,7 @@
           <w:ilvl w:val="0"/>
           <w:numId w:val="1"/>
         </w:numPr>
+        <w:jc w:val="both"/>
         <w:rPr>
           <w:rFonts w:eastAsiaTheme="minorEastAsia"/>
         </w:rPr>
@@ -1524,6 +1553,7 @@
     </w:p>
     <w:p>
       <w:pPr>
+        <w:jc w:val="both"/>
         <w:rPr>
           <w:rFonts w:eastAsiaTheme="minorEastAsia"/>
           <w:b/>
@@ -1557,6 +1587,689 @@
     </w:p>
     <w:p>
       <w:pPr>
+        <w:jc w:val="both"/>
+        <w:rPr>
+          <w:rFonts w:eastAsiaTheme="minorEastAsia"/>
+          <w:b/>
+          <w:bCs/>
+        </w:rPr>
+      </w:pPr>
+      <w:r>
+        <w:rPr>
+          <w:rFonts w:eastAsiaTheme="minorEastAsia"/>
+          <w:b/>
+          <w:bCs/>
+        </w:rPr>
+        <w:t>Implementar un algoritmo que ordene una lista de elementos donde siempre el elemento del medio de la lista contiene antes que él en la lista la mitad de los elementos menores que él. Explique la estrategia de ordenación utilizada.</w:t>
+      </w:r>
+    </w:p>
+    <w:p>
+      <w:pPr>
+        <w:jc w:val="both"/>
+        <w:rPr>
+          <w:rFonts w:eastAsiaTheme="minorEastAsia"/>
+          <w:i/>
+          <w:iCs/>
+        </w:rPr>
+      </w:pPr>
+      <w:r>
+        <w:rPr>
+          <w:rFonts w:eastAsiaTheme="minorEastAsia"/>
+          <w:i/>
+          <w:iCs/>
+        </w:rPr>
+        <w:t>El código correspondiente a este ejercicio se encuentra en el repositorio, en el directorio “</w:t>
+      </w:r>
+      <w:proofErr w:type="spellStart"/>
+      <w:r>
+        <w:rPr>
+          <w:rFonts w:eastAsiaTheme="minorEastAsia"/>
+          <w:i/>
+          <w:iCs/>
+        </w:rPr>
+        <w:t>code</w:t>
+      </w:r>
+      <w:proofErr w:type="spellEnd"/>
+      <w:r>
+        <w:rPr>
+          <w:rFonts w:eastAsiaTheme="minorEastAsia"/>
+          <w:i/>
+          <w:iCs/>
+        </w:rPr>
+        <w:t>”.</w:t>
+      </w:r>
+    </w:p>
+    <w:p>
+      <w:pPr>
+        <w:jc w:val="both"/>
+        <w:rPr>
+          <w:rFonts w:eastAsiaTheme="minorEastAsia"/>
+        </w:rPr>
+      </w:pPr>
+      <w:r>
+        <w:rPr>
+          <w:rFonts w:eastAsiaTheme="minorEastAsia"/>
+        </w:rPr>
+        <w:t xml:space="preserve">La solución propuesta utiliza un algoritmo de selección conocido como </w:t>
+      </w:r>
+      <w:proofErr w:type="spellStart"/>
+      <w:r>
+        <w:rPr>
+          <w:rFonts w:eastAsiaTheme="minorEastAsia"/>
+        </w:rPr>
+        <w:t>QuickSelect</w:t>
+      </w:r>
+      <w:proofErr w:type="spellEnd"/>
+      <w:r>
+        <w:rPr>
+          <w:rFonts w:eastAsiaTheme="minorEastAsia"/>
+        </w:rPr>
+        <w:t xml:space="preserve">, el cual permite encontrar </w:t>
+      </w:r>
+      <w:r>
+        <w:rPr>
+          <w:rFonts w:eastAsiaTheme="minorEastAsia"/>
+        </w:rPr>
+        <w:t>el k-</w:t>
+      </w:r>
+      <w:proofErr w:type="spellStart"/>
+      <w:r>
+        <w:rPr>
+          <w:rFonts w:eastAsiaTheme="minorEastAsia"/>
+        </w:rPr>
+        <w:t>ésimo</w:t>
+      </w:r>
+      <w:proofErr w:type="spellEnd"/>
+      <w:r>
+        <w:rPr>
+          <w:rFonts w:eastAsiaTheme="minorEastAsia"/>
+        </w:rPr>
+        <w:t xml:space="preserve"> menor o mayor elemento de un arreglo o lista. Es decir, </w:t>
+      </w:r>
+      <w:r>
+        <w:rPr>
+          <w:rFonts w:eastAsiaTheme="minorEastAsia"/>
+        </w:rPr>
+        <w:t>cuál es el valor del k-</w:t>
+      </w:r>
+      <w:proofErr w:type="spellStart"/>
+      <w:r>
+        <w:rPr>
+          <w:rFonts w:eastAsiaTheme="minorEastAsia"/>
+        </w:rPr>
+        <w:t>ésimo</w:t>
+      </w:r>
+      <w:proofErr w:type="spellEnd"/>
+      <w:r>
+        <w:rPr>
+          <w:rFonts w:eastAsiaTheme="minorEastAsia"/>
+        </w:rPr>
+        <w:t xml:space="preserve"> </w:t>
+      </w:r>
+      <w:r>
+        <w:rPr>
+          <w:rFonts w:eastAsiaTheme="minorEastAsia"/>
+        </w:rPr>
+        <w:t xml:space="preserve">elemento </w:t>
+      </w:r>
+      <w:r>
+        <w:rPr>
+          <w:rFonts w:eastAsiaTheme="minorEastAsia"/>
+        </w:rPr>
+        <w:t>en una determinada posición objetivo (por ejemplo,</w:t>
+      </w:r>
+      <w:r>
+        <w:rPr>
+          <w:rFonts w:eastAsiaTheme="minorEastAsia"/>
+        </w:rPr>
+        <w:t xml:space="preserve"> de todos los números del arreglo, cuál es el tercero menor)</w:t>
+      </w:r>
+      <w:r>
+        <w:rPr>
+          <w:rFonts w:eastAsiaTheme="minorEastAsia"/>
+        </w:rPr>
+        <w:t xml:space="preserve">. </w:t>
+      </w:r>
+    </w:p>
+    <w:p>
+      <w:pPr>
+        <w:jc w:val="both"/>
+        <w:rPr>
+          <w:rFonts w:eastAsiaTheme="minorEastAsia"/>
+        </w:rPr>
+      </w:pPr>
+      <w:r>
+        <w:rPr>
+          <w:rFonts w:eastAsiaTheme="minorEastAsia"/>
+        </w:rPr>
+        <w:t xml:space="preserve">En este caso, utilizamos </w:t>
+      </w:r>
+      <w:proofErr w:type="spellStart"/>
+      <w:r>
+        <w:rPr>
+          <w:rFonts w:eastAsiaTheme="minorEastAsia"/>
+        </w:rPr>
+        <w:t>QuickSelect</w:t>
+      </w:r>
+      <w:proofErr w:type="spellEnd"/>
+      <w:r>
+        <w:rPr>
+          <w:rFonts w:eastAsiaTheme="minorEastAsia"/>
+        </w:rPr>
+        <w:t xml:space="preserve"> </w:t>
+      </w:r>
+      <w:r>
+        <w:rPr>
+          <w:rFonts w:eastAsiaTheme="minorEastAsia"/>
+        </w:rPr>
+        <w:t xml:space="preserve">para buscar cuál es el elemento central de una lista desordenada y colocarlo en dicha posición. </w:t>
+      </w:r>
+      <w:r>
+        <w:rPr>
+          <w:rFonts w:eastAsiaTheme="minorEastAsia"/>
+        </w:rPr>
+        <w:t xml:space="preserve">Dado que </w:t>
+      </w:r>
+      <w:proofErr w:type="spellStart"/>
+      <w:r>
+        <w:rPr>
+          <w:rFonts w:eastAsiaTheme="minorEastAsia"/>
+        </w:rPr>
+        <w:t>QuickSelect</w:t>
+      </w:r>
+      <w:proofErr w:type="spellEnd"/>
+      <w:r>
+        <w:rPr>
+          <w:rFonts w:eastAsiaTheme="minorEastAsia"/>
+        </w:rPr>
+        <w:t xml:space="preserve"> </w:t>
+      </w:r>
+      <w:r>
+        <w:rPr>
+          <w:rFonts w:eastAsiaTheme="minorEastAsia"/>
+        </w:rPr>
+        <w:t>ordena parcialmente el lado izquierdo o derecho de la lista (</w:t>
+      </w:r>
+      <w:r>
+        <w:rPr>
+          <w:rFonts w:eastAsiaTheme="minorEastAsia"/>
+        </w:rPr>
+        <w:t>dependiendo de cuál sea el pivote elegido), podemos contar cuántos elementos menores que el elemento central se encuentran a la izquierda del mismo</w:t>
+      </w:r>
+      <w:r>
+        <w:rPr>
+          <w:rFonts w:eastAsiaTheme="minorEastAsia"/>
+        </w:rPr>
+        <w:t xml:space="preserve">. </w:t>
+      </w:r>
+      <w:r>
+        <w:rPr>
+          <w:rFonts w:eastAsiaTheme="minorEastAsia"/>
+        </w:rPr>
+        <w:lastRenderedPageBreak/>
+        <w:t xml:space="preserve">Esto se realiza en la función </w:t>
+      </w:r>
+      <w:proofErr w:type="spellStart"/>
+      <w:r>
+        <w:rPr>
+          <w:rFonts w:eastAsiaTheme="minorEastAsia"/>
+          <w:i/>
+          <w:iCs/>
+        </w:rPr>
+        <w:t>order</w:t>
+      </w:r>
+      <w:proofErr w:type="spellEnd"/>
+      <w:r>
+        <w:rPr>
+          <w:rFonts w:eastAsiaTheme="minorEastAsia"/>
+          <w:i/>
+          <w:iCs/>
+        </w:rPr>
+        <w:t>()</w:t>
+      </w:r>
+      <w:r>
+        <w:rPr>
+          <w:rFonts w:eastAsiaTheme="minorEastAsia"/>
+        </w:rPr>
+        <w:t>,</w:t>
+      </w:r>
+      <w:r>
+        <w:rPr>
+          <w:rFonts w:eastAsiaTheme="minorEastAsia"/>
+        </w:rPr>
+        <w:t xml:space="preserve"> </w:t>
+      </w:r>
+      <w:r>
+        <w:rPr>
+          <w:rFonts w:eastAsiaTheme="minorEastAsia"/>
+        </w:rPr>
+        <w:t xml:space="preserve">donde una vez contados estos elementos, </w:t>
+      </w:r>
+      <w:r>
+        <w:rPr>
+          <w:rFonts w:eastAsiaTheme="minorEastAsia"/>
+        </w:rPr>
+        <w:t>intercambia</w:t>
+      </w:r>
+      <w:r>
+        <w:rPr>
+          <w:rFonts w:eastAsiaTheme="minorEastAsia"/>
+        </w:rPr>
+        <w:t xml:space="preserve">mos </w:t>
+      </w:r>
+      <w:r>
+        <w:rPr>
+          <w:rFonts w:eastAsiaTheme="minorEastAsia"/>
+        </w:rPr>
+        <w:t>la mitad de ellos por elementos mayores al elemento central que se encuentren en la mitad derecha de la lista</w:t>
+      </w:r>
+      <w:r>
+        <w:rPr>
+          <w:rFonts w:eastAsiaTheme="minorEastAsia"/>
+        </w:rPr>
+        <w:t xml:space="preserve"> y así obtenemos</w:t>
+      </w:r>
+      <w:r>
+        <w:rPr>
+          <w:rFonts w:eastAsiaTheme="minorEastAsia"/>
+        </w:rPr>
+        <w:t xml:space="preserve"> que la mitad de los menores se ubiquen a la izquierda y la otra mitad a la derecha.</w:t>
+      </w:r>
+    </w:p>
+    <w:p>
+      <w:pPr>
+        <w:jc w:val="both"/>
+        <w:rPr>
+          <w:rFonts w:eastAsiaTheme="minorEastAsia"/>
+        </w:rPr>
+      </w:pPr>
+      <w:r>
+        <w:rPr>
+          <w:rFonts w:eastAsiaTheme="minorEastAsia"/>
+        </w:rPr>
+        <w:t xml:space="preserve">Este algoritmo se ejecuta en una complejidad temporal </w:t>
+      </w:r>
+      <w:r>
+        <w:rPr>
+          <w:rFonts w:eastAsiaTheme="minorEastAsia"/>
+        </w:rPr>
+        <w:t xml:space="preserve">promedio de </w:t>
+      </w:r>
+      <m:oMath>
+        <m:r>
+          <w:rPr>
+            <w:rFonts w:ascii="Cambria Math" w:eastAsiaTheme="minorEastAsia" w:hAnsi="Cambria Math"/>
+          </w:rPr>
+          <m:t>θ</m:t>
+        </m:r>
+        <m:d>
+          <m:dPr>
+            <m:ctrlPr>
+              <w:rPr>
+                <w:rFonts w:ascii="Cambria Math" w:eastAsiaTheme="minorEastAsia" w:hAnsi="Cambria Math"/>
+              </w:rPr>
+            </m:ctrlPr>
+          </m:dPr>
+          <m:e>
+            <m:r>
+              <w:rPr>
+                <w:rFonts w:ascii="Cambria Math" w:eastAsiaTheme="minorEastAsia" w:hAnsi="Cambria Math"/>
+              </w:rPr>
+              <m:t>n</m:t>
+            </m:r>
+          </m:e>
+        </m:d>
+      </m:oMath>
+      <w:r>
+        <w:rPr>
+          <w:rFonts w:eastAsiaTheme="minorEastAsia"/>
+        </w:rPr>
+        <w:t xml:space="preserve">. </w:t>
+      </w:r>
+      <w:proofErr w:type="spellStart"/>
+      <w:r>
+        <w:rPr>
+          <w:rFonts w:eastAsiaTheme="minorEastAsia"/>
+        </w:rPr>
+        <w:t>QuickSelect</w:t>
+      </w:r>
+      <w:proofErr w:type="spellEnd"/>
+      <w:r>
+        <w:rPr>
+          <w:rFonts w:eastAsiaTheme="minorEastAsia"/>
+        </w:rPr>
+        <w:t xml:space="preserve"> realiza particiones sucesivas, pero solo continúa en uno de los lados. </w:t>
+      </w:r>
+      <w:r>
+        <w:rPr>
+          <w:rFonts w:eastAsiaTheme="minorEastAsia"/>
+        </w:rPr>
+        <w:t>Como el pivote es aleatorio, en promedio, el segmento se reduce a la mitad:</w:t>
+      </w:r>
+    </w:p>
+    <w:p>
+      <w:pPr>
+        <w:jc w:val="both"/>
+        <w:rPr>
+          <w:rFonts w:eastAsiaTheme="minorEastAsia"/>
+        </w:rPr>
+      </w:pPr>
+      <m:oMathPara>
+        <m:oMath>
+          <m:r>
+            <w:rPr>
+              <w:rFonts w:ascii="Cambria Math" w:eastAsiaTheme="minorEastAsia" w:hAnsi="Cambria Math"/>
+            </w:rPr>
+            <m:t>T(n)=</m:t>
+          </m:r>
+          <m:r>
+            <w:rPr>
+              <w:rFonts w:ascii="Cambria Math" w:eastAsiaTheme="minorEastAsia" w:hAnsi="Cambria Math"/>
+            </w:rPr>
+            <m:t>T</m:t>
+          </m:r>
+          <m:r>
+            <w:rPr>
+              <w:rFonts w:ascii="Cambria Math" w:eastAsiaTheme="minorEastAsia" w:hAnsi="Cambria Math"/>
+            </w:rPr>
+            <m:t>(</m:t>
+          </m:r>
+          <m:r>
+            <w:rPr>
+              <w:rFonts w:ascii="Cambria Math" w:eastAsiaTheme="minorEastAsia" w:hAnsi="Cambria Math"/>
+            </w:rPr>
+            <m:t>n/2</m:t>
+          </m:r>
+          <m:r>
+            <w:rPr>
+              <w:rFonts w:ascii="Cambria Math" w:eastAsiaTheme="minorEastAsia" w:hAnsi="Cambria Math"/>
+            </w:rPr>
+            <m:t>)</m:t>
+          </m:r>
+          <m:r>
+            <w:rPr>
+              <w:rFonts w:ascii="Cambria Math" w:eastAsiaTheme="minorEastAsia" w:hAnsi="Cambria Math"/>
+            </w:rPr>
+            <m:t>+n</m:t>
+          </m:r>
+        </m:oMath>
+      </m:oMathPara>
+    </w:p>
+    <w:p>
+      <w:pPr>
+        <w:jc w:val="both"/>
+        <w:rPr>
+          <w:rFonts w:eastAsiaTheme="minorEastAsia"/>
+        </w:rPr>
+      </w:pPr>
+      <m:oMathPara>
+        <m:oMath>
+          <m:r>
+            <w:rPr>
+              <w:rFonts w:ascii="Cambria Math" w:eastAsiaTheme="minorEastAsia" w:hAnsi="Cambria Math"/>
+            </w:rPr>
+            <m:t>T(n)=</m:t>
+          </m:r>
+          <m:r>
+            <w:rPr>
+              <w:rFonts w:ascii="Cambria Math" w:eastAsiaTheme="minorEastAsia" w:hAnsi="Cambria Math"/>
+            </w:rPr>
+            <m:t>O</m:t>
+          </m:r>
+          <m:r>
+            <w:rPr>
+              <w:rFonts w:ascii="Cambria Math" w:eastAsiaTheme="minorEastAsia" w:hAnsi="Cambria Math"/>
+            </w:rPr>
+            <m:t>(n)+</m:t>
+          </m:r>
+          <m:r>
+            <w:rPr>
+              <w:rFonts w:ascii="Cambria Math" w:eastAsiaTheme="minorEastAsia" w:hAnsi="Cambria Math"/>
+            </w:rPr>
+            <m:t>O(</m:t>
+          </m:r>
+          <m:r>
+            <w:rPr>
+              <w:rFonts w:ascii="Cambria Math" w:eastAsiaTheme="minorEastAsia" w:hAnsi="Cambria Math"/>
+            </w:rPr>
+            <m:t>n</m:t>
+          </m:r>
+          <m:r>
+            <w:rPr>
+              <w:rFonts w:ascii="Cambria Math" w:eastAsiaTheme="minorEastAsia" w:hAnsi="Cambria Math"/>
+            </w:rPr>
+            <m:t>/2)+O(n/4)+⋯</m:t>
+          </m:r>
+        </m:oMath>
+      </m:oMathPara>
+    </w:p>
+    <w:p>
+      <w:pPr>
+        <w:jc w:val="both"/>
+        <w:rPr>
+          <w:rFonts w:eastAsiaTheme="minorEastAsia"/>
+        </w:rPr>
+      </w:pPr>
+      <w:r>
+        <w:rPr>
+          <w:rFonts w:eastAsiaTheme="minorEastAsia"/>
+        </w:rPr>
+        <w:t xml:space="preserve">Esta suma geométrica converge a </w:t>
+      </w:r>
+    </w:p>
+    <w:p>
+      <w:pPr>
+        <w:jc w:val="both"/>
+        <w:rPr>
+          <w:rFonts w:eastAsiaTheme="minorEastAsia"/>
+        </w:rPr>
+      </w:pPr>
+      <m:oMathPara>
+        <m:oMath>
+          <m:r>
+            <w:rPr>
+              <w:rFonts w:ascii="Cambria Math" w:eastAsiaTheme="minorEastAsia" w:hAnsi="Cambria Math"/>
+            </w:rPr>
+            <m:t>T(n)=</m:t>
+          </m:r>
+          <m:r>
+            <w:rPr>
+              <w:rFonts w:ascii="Cambria Math" w:eastAsiaTheme="minorEastAsia" w:hAnsi="Cambria Math"/>
+            </w:rPr>
+            <m:t>O(</m:t>
+          </m:r>
+          <m:r>
+            <w:rPr>
+              <w:rFonts w:ascii="Cambria Math" w:eastAsiaTheme="minorEastAsia" w:hAnsi="Cambria Math"/>
+            </w:rPr>
+            <m:t>n</m:t>
+          </m:r>
+          <m:r>
+            <w:rPr>
+              <w:rFonts w:ascii="Cambria Math" w:eastAsiaTheme="minorEastAsia" w:hAnsi="Cambria Math"/>
+            </w:rPr>
+            <m:t>)</m:t>
+          </m:r>
+        </m:oMath>
+      </m:oMathPara>
+    </w:p>
+    <w:p>
+      <w:pPr>
+        <w:jc w:val="both"/>
+        <w:rPr>
+          <w:rFonts w:eastAsiaTheme="minorEastAsia"/>
+        </w:rPr>
+      </w:pPr>
+      <w:r>
+        <w:rPr>
+          <w:rFonts w:eastAsiaTheme="minorEastAsia"/>
+        </w:rPr>
+        <w:t xml:space="preserve">Por lo tanto, el caso promedio es </w:t>
+      </w:r>
+      <m:oMath>
+        <m:r>
+          <w:rPr>
+            <w:rFonts w:ascii="Cambria Math" w:eastAsiaTheme="minorEastAsia" w:hAnsi="Cambria Math"/>
+          </w:rPr>
+          <m:t>θ</m:t>
+        </m:r>
+        <m:d>
+          <m:dPr>
+            <m:ctrlPr>
+              <w:rPr>
+                <w:rFonts w:ascii="Cambria Math" w:eastAsiaTheme="minorEastAsia" w:hAnsi="Cambria Math"/>
+              </w:rPr>
+            </m:ctrlPr>
+          </m:dPr>
+          <m:e>
+            <m:r>
+              <w:rPr>
+                <w:rFonts w:ascii="Cambria Math" w:eastAsiaTheme="minorEastAsia" w:hAnsi="Cambria Math"/>
+              </w:rPr>
+              <m:t>n</m:t>
+            </m:r>
+          </m:e>
+        </m:d>
+      </m:oMath>
+      <w:r>
+        <w:rPr>
+          <w:rFonts w:eastAsiaTheme="minorEastAsia"/>
+        </w:rPr>
+        <w:t xml:space="preserve">. </w:t>
+      </w:r>
+      <w:r>
+        <w:rPr>
+          <w:rFonts w:eastAsiaTheme="minorEastAsia"/>
+        </w:rPr>
+        <w:t xml:space="preserve">Sin embargo, el peor caso </w:t>
+      </w:r>
+      <w:r>
+        <w:rPr>
+          <w:rFonts w:eastAsiaTheme="minorEastAsia"/>
+        </w:rPr>
+        <w:t xml:space="preserve">teórico </w:t>
+      </w:r>
+      <w:r>
+        <w:rPr>
+          <w:rFonts w:eastAsiaTheme="minorEastAsia"/>
+        </w:rPr>
+        <w:t xml:space="preserve">es </w:t>
+      </w:r>
+      <m:oMath>
+        <m:r>
+          <w:rPr>
+            <w:rFonts w:ascii="Cambria Math" w:eastAsiaTheme="minorEastAsia" w:hAnsi="Cambria Math"/>
+          </w:rPr>
+          <m:t>O</m:t>
+        </m:r>
+        <m:d>
+          <m:dPr>
+            <m:ctrlPr>
+              <w:rPr>
+                <w:rFonts w:ascii="Cambria Math" w:eastAsiaTheme="minorEastAsia" w:hAnsi="Cambria Math"/>
+              </w:rPr>
+            </m:ctrlPr>
+          </m:dPr>
+          <m:e>
+            <m:sSup>
+              <m:sSupPr>
+                <m:ctrlPr>
+                  <w:rPr>
+                    <w:rFonts w:ascii="Cambria Math" w:eastAsiaTheme="minorEastAsia" w:hAnsi="Cambria Math"/>
+                    <w:i/>
+                  </w:rPr>
+                </m:ctrlPr>
+              </m:sSupPr>
+              <m:e>
+                <m:r>
+                  <w:rPr>
+                    <w:rFonts w:ascii="Cambria Math" w:eastAsiaTheme="minorEastAsia" w:hAnsi="Cambria Math"/>
+                  </w:rPr>
+                  <m:t>n</m:t>
+                </m:r>
+              </m:e>
+              <m:sup>
+                <m:r>
+                  <w:rPr>
+                    <w:rFonts w:ascii="Cambria Math" w:eastAsiaTheme="minorEastAsia" w:hAnsi="Cambria Math"/>
+                  </w:rPr>
+                  <m:t>2</m:t>
+                </m:r>
+              </m:sup>
+            </m:sSup>
+          </m:e>
+        </m:d>
+      </m:oMath>
+      <w:r>
+        <w:rPr>
+          <w:rFonts w:eastAsiaTheme="minorEastAsia"/>
+        </w:rPr>
+        <w:t>, considerando el peor caso de QuickSelect</w:t>
+      </w:r>
+      <w:r>
+        <w:rPr>
+          <w:rFonts w:eastAsiaTheme="minorEastAsia"/>
+        </w:rPr>
+        <w:t xml:space="preserve"> donde se elige</w:t>
+      </w:r>
+      <w:r>
+        <w:rPr>
+          <w:rFonts w:eastAsiaTheme="minorEastAsia"/>
+        </w:rPr>
+        <w:t>n</w:t>
+      </w:r>
+      <w:r>
+        <w:rPr>
+          <w:rFonts w:eastAsiaTheme="minorEastAsia"/>
+        </w:rPr>
+        <w:t xml:space="preserve"> siempre </w:t>
+      </w:r>
+      <w:r>
+        <w:rPr>
+          <w:rFonts w:eastAsiaTheme="minorEastAsia"/>
+        </w:rPr>
+        <w:t>malos</w:t>
+      </w:r>
+      <w:r>
+        <w:rPr>
+          <w:rFonts w:eastAsiaTheme="minorEastAsia"/>
+        </w:rPr>
+        <w:t xml:space="preserve"> pivote</w:t>
+      </w:r>
+      <w:r>
+        <w:rPr>
+          <w:rFonts w:eastAsiaTheme="minorEastAsia"/>
+        </w:rPr>
+        <w:t>s</w:t>
+      </w:r>
+      <w:r>
+        <w:rPr>
+          <w:rFonts w:eastAsiaTheme="minorEastAsia"/>
+        </w:rPr>
+        <w:t xml:space="preserve"> (</w:t>
+      </w:r>
+      <w:r>
+        <w:rPr>
+          <w:rFonts w:eastAsiaTheme="minorEastAsia"/>
+        </w:rPr>
+        <w:t xml:space="preserve">en este caso, elegir siempre el </w:t>
+      </w:r>
+      <w:r>
+        <w:rPr>
+          <w:rFonts w:eastAsiaTheme="minorEastAsia"/>
+        </w:rPr>
+        <w:t>menor o mayor elemento)</w:t>
+      </w:r>
+      <w:r>
+        <w:rPr>
+          <w:rFonts w:eastAsiaTheme="minorEastAsia"/>
+        </w:rPr>
+        <w:t>.</w:t>
+      </w:r>
+    </w:p>
+    <w:p>
+      <w:pPr>
+        <w:jc w:val="both"/>
         <w:rPr>
           <w:rFonts w:eastAsiaTheme="minorEastAsia"/>
           <w:b/>
@@ -1582,6 +2295,7 @@
     </w:p>
     <w:p>
       <w:pPr>
+        <w:jc w:val="both"/>
         <w:rPr>
           <w:rFonts w:eastAsiaTheme="minorEastAsia"/>
           <w:b/>
@@ -1617,6 +2331,43 @@
     </w:p>
     <w:p>
       <w:pPr>
+        <w:jc w:val="both"/>
+        <w:rPr>
+          <w:rFonts w:eastAsiaTheme="minorEastAsia"/>
+          <w:i/>
+          <w:iCs/>
+        </w:rPr>
+      </w:pPr>
+      <w:r>
+        <w:rPr>
+          <w:rFonts w:eastAsiaTheme="minorEastAsia"/>
+          <w:i/>
+          <w:iCs/>
+        </w:rPr>
+        <w:t>El código correspondiente a este ejercicio se encuentra en el repositorio, en el directorio “</w:t>
+      </w:r>
+      <w:proofErr w:type="spellStart"/>
+      <w:r>
+        <w:rPr>
+          <w:rFonts w:eastAsiaTheme="minorEastAsia"/>
+          <w:i/>
+          <w:iCs/>
+        </w:rPr>
+        <w:t>code</w:t>
+      </w:r>
+      <w:proofErr w:type="spellEnd"/>
+      <w:r>
+        <w:rPr>
+          <w:rFonts w:eastAsiaTheme="minorEastAsia"/>
+          <w:i/>
+          <w:iCs/>
+        </w:rPr>
+        <w:t>”.</w:t>
+      </w:r>
+    </w:p>
+    <w:p>
+      <w:pPr>
+        <w:jc w:val="both"/>
         <w:rPr>
           <w:rFonts w:eastAsiaTheme="minorEastAsia"/>
         </w:rPr>
@@ -1705,85 +2456,64 @@
     </w:p>
     <w:p>
       <w:pPr>
-        <w:rPr>
-          <w:rFonts w:eastAsiaTheme="minorEastAsia"/>
-        </w:rPr>
-      </w:pPr>
-      <w:r>
-        <w:rPr>
-          <w:rFonts w:eastAsiaTheme="minorEastAsia"/>
-        </w:rPr>
-        <w:t>El código correspondiente a este ejercicio se encuentra en el repositorio</w:t>
-      </w:r>
-      <w:r>
-        <w:rPr>
-          <w:rFonts w:eastAsiaTheme="minorEastAsia"/>
-        </w:rPr>
-        <w:t>, en el directorio “</w:t>
+        <w:jc w:val="both"/>
+        <w:rPr>
+          <w:rFonts w:eastAsiaTheme="minorEastAsia"/>
+          <w:b/>
+          <w:bCs/>
+        </w:rPr>
+      </w:pPr>
+      <w:r>
+        <w:rPr>
+          <w:rFonts w:eastAsiaTheme="minorEastAsia"/>
+          <w:b/>
+          <w:bCs/>
+        </w:rPr>
+        <w:t xml:space="preserve">Ejercicio </w:t>
+      </w:r>
+      <w:r>
+        <w:rPr>
+          <w:rFonts w:eastAsiaTheme="minorEastAsia"/>
+          <w:b/>
+          <w:bCs/>
+        </w:rPr>
+        <w:t>6)</w:t>
+      </w:r>
+    </w:p>
+    <w:p>
+      <w:pPr>
+        <w:jc w:val="both"/>
+        <w:rPr>
+          <w:rFonts w:eastAsiaTheme="minorEastAsia"/>
+          <w:b/>
+          <w:bCs/>
+        </w:rPr>
+      </w:pPr>
+      <w:r>
+        <w:rPr>
+          <w:rFonts w:eastAsiaTheme="minorEastAsia"/>
+          <w:b/>
+          <w:bCs/>
+        </w:rPr>
+        <w:t xml:space="preserve">Investigar otro algoritmo de ordenamiento como </w:t>
       </w:r>
       <w:proofErr w:type="spellStart"/>
       <w:r>
         <w:rPr>
           <w:rFonts w:eastAsiaTheme="minorEastAsia"/>
-        </w:rPr>
-        <w:t>code</w:t>
+          <w:b/>
+          <w:bCs/>
+        </w:rPr>
+        <w:t>BucketSort</w:t>
       </w:r>
       <w:proofErr w:type="spellEnd"/>
       <w:r>
         <w:rPr>
           <w:rFonts w:eastAsiaTheme="minorEastAsia"/>
-        </w:rPr>
-        <w:t>”.</w:t>
-      </w:r>
-    </w:p>
-    <w:p>
-      <w:pPr>
-        <w:rPr>
-          <w:rFonts w:eastAsiaTheme="minorEastAsia"/>
-        </w:rPr>
-      </w:pPr>
-    </w:p>
-    <w:p>
-      <w:pPr>
-        <w:rPr>
-          <w:rFonts w:eastAsiaTheme="minorEastAsia"/>
-          <w:b/>
-          <w:bCs/>
-        </w:rPr>
-      </w:pPr>
-      <w:r>
-        <w:rPr>
-          <w:rFonts w:eastAsiaTheme="minorEastAsia"/>
-          <w:b/>
-          <w:bCs/>
-        </w:rPr>
-        <w:lastRenderedPageBreak/>
-        <w:t xml:space="preserve">Ejercicio </w:t>
-      </w:r>
-      <w:r>
-        <w:rPr>
-          <w:rFonts w:eastAsiaTheme="minorEastAsia"/>
-          <w:b/>
-          <w:bCs/>
-        </w:rPr>
-        <w:t>6)</w:t>
-      </w:r>
-    </w:p>
-    <w:p>
-      <w:pPr>
-        <w:rPr>
-          <w:rFonts w:eastAsiaTheme="minorEastAsia"/>
-          <w:b/>
-          <w:bCs/>
-        </w:rPr>
-      </w:pPr>
-      <w:r>
-        <w:rPr>
-          <w:rFonts w:eastAsiaTheme="minorEastAsia"/>
-          <w:b/>
-          <w:bCs/>
-        </w:rPr>
-        <w:t xml:space="preserve">Investigar otro algoritmo de ordenamiento como </w:t>
+          <w:b/>
+          <w:bCs/>
+        </w:rPr>
+        <w:t xml:space="preserve">, </w:t>
       </w:r>
       <w:proofErr w:type="spellStart"/>
       <w:r>
@@ -1792,80 +2522,64 @@
           <w:b/>
           <w:bCs/>
         </w:rPr>
+        <w:t>HeapSort</w:t>
+      </w:r>
+      <w:proofErr w:type="spellEnd"/>
+      <w:r>
+        <w:rPr>
+          <w:rFonts w:eastAsiaTheme="minorEastAsia"/>
+          <w:b/>
+          <w:bCs/>
+        </w:rPr>
+        <w:t xml:space="preserve"> o </w:t>
+      </w:r>
+      <w:proofErr w:type="spellStart"/>
+      <w:r>
+        <w:rPr>
+          <w:rFonts w:eastAsiaTheme="minorEastAsia"/>
+          <w:b/>
+          <w:bCs/>
+        </w:rPr>
+        <w:t>RadixSort</w:t>
+      </w:r>
+      <w:proofErr w:type="spellEnd"/>
+      <w:r>
+        <w:rPr>
+          <w:rFonts w:eastAsiaTheme="minorEastAsia"/>
+          <w:b/>
+          <w:bCs/>
+        </w:rPr>
+        <w:t>, brindando un ejemplo que explique su funcionamiento en un caso promedio. Mencionar su orden y explicar sus casos promedio, mejor y peor.</w:t>
+      </w:r>
+    </w:p>
+    <w:p>
+      <w:pPr>
+        <w:jc w:val="both"/>
+        <w:rPr>
+          <w:rFonts w:eastAsiaTheme="minorEastAsia"/>
+          <w:u w:val="single"/>
+        </w:rPr>
+      </w:pPr>
+      <w:r>
+        <w:rPr>
+          <w:rFonts w:eastAsiaTheme="minorEastAsia"/>
+          <w:u w:val="single"/>
+        </w:rPr>
+        <w:t xml:space="preserve">Algoritmo elegido: </w:t>
+      </w:r>
+      <w:proofErr w:type="spellStart"/>
+      <w:r>
+        <w:rPr>
+          <w:rFonts w:eastAsiaTheme="minorEastAsia"/>
+          <w:u w:val="single"/>
+        </w:rPr>
         <w:t>BucketSort</w:t>
       </w:r>
       <w:proofErr w:type="spellEnd"/>
-      <w:r>
-        <w:rPr>
-          <w:rFonts w:eastAsiaTheme="minorEastAsia"/>
-          <w:b/>
-          <w:bCs/>
-        </w:rPr>
-        <w:t xml:space="preserve">, </w:t>
-      </w:r>
-      <w:proofErr w:type="spellStart"/>
-      <w:r>
-        <w:rPr>
-          <w:rFonts w:eastAsiaTheme="minorEastAsia"/>
-          <w:b/>
-          <w:bCs/>
-        </w:rPr>
-        <w:t>HeapSort</w:t>
-      </w:r>
-      <w:proofErr w:type="spellEnd"/>
-      <w:r>
-        <w:rPr>
-          <w:rFonts w:eastAsiaTheme="minorEastAsia"/>
-          <w:b/>
-          <w:bCs/>
-        </w:rPr>
-        <w:t xml:space="preserve"> o </w:t>
-      </w:r>
-      <w:proofErr w:type="spellStart"/>
-      <w:r>
-        <w:rPr>
-          <w:rFonts w:eastAsiaTheme="minorEastAsia"/>
-          <w:b/>
-          <w:bCs/>
-        </w:rPr>
-        <w:t>RadixSort</w:t>
-      </w:r>
-      <w:proofErr w:type="spellEnd"/>
-      <w:r>
-        <w:rPr>
-          <w:rFonts w:eastAsiaTheme="minorEastAsia"/>
-          <w:b/>
-          <w:bCs/>
-        </w:rPr>
-        <w:t>, brindando un ejemplo que explique su funcionamiento en un caso promedio. Mencionar su orden y explicar sus casos promedio, mejor y peor.</w:t>
-      </w:r>
-    </w:p>
-    <w:p>
-      <w:pPr>
-        <w:rPr>
-          <w:rFonts w:eastAsiaTheme="minorEastAsia"/>
-          <w:u w:val="single"/>
-        </w:rPr>
-      </w:pPr>
-      <w:r>
-        <w:rPr>
-          <w:rFonts w:eastAsiaTheme="minorEastAsia"/>
-          <w:u w:val="single"/>
-        </w:rPr>
-        <w:t xml:space="preserve">Algoritmo elegido: </w:t>
-      </w:r>
-      <w:proofErr w:type="spellStart"/>
-      <w:r>
-        <w:rPr>
-          <w:rFonts w:eastAsiaTheme="minorEastAsia"/>
-          <w:u w:val="single"/>
-        </w:rPr>
-        <w:t>BucketSort</w:t>
-      </w:r>
-      <w:proofErr w:type="spellEnd"/>
-    </w:p>
-    <w:p>
-      <w:pPr>
+    </w:p>
+    <w:p>
+      <w:pPr>
+        <w:jc w:val="both"/>
         <w:rPr>
           <w:rFonts w:eastAsiaTheme="minorEastAsia"/>
         </w:rPr>
@@ -1947,6 +2661,15 @@
     </w:p>
     <w:p>
       <w:pPr>
+        <w:jc w:val="both"/>
+        <w:rPr>
+          <w:rFonts w:eastAsiaTheme="minorEastAsia"/>
+        </w:rPr>
+      </w:pPr>
+    </w:p>
+    <w:p>
+      <w:pPr>
+        <w:jc w:val="both"/>
         <w:rPr>
           <w:rFonts w:eastAsiaTheme="minorEastAsia"/>
           <w:u w:val="single"/>
@@ -1957,11 +2680,13 @@
           <w:rFonts w:eastAsiaTheme="minorEastAsia"/>
           <w:u w:val="single"/>
         </w:rPr>
+        <w:lastRenderedPageBreak/>
         <w:t>Ejemplo de funcionamiento en un caso promedio</w:t>
       </w:r>
     </w:p>
     <w:p>
       <w:pPr>
+        <w:jc w:val="both"/>
         <w:rPr>
           <w:rFonts w:eastAsiaTheme="minorEastAsia"/>
         </w:rPr>
@@ -2125,76 +2850,87 @@
     </w:p>
     <w:p>
       <w:pPr>
-        <w:rPr>
-          <w:rFonts w:eastAsiaTheme="minorEastAsia"/>
-        </w:rPr>
-      </w:pPr>
-    </w:p>
-    <w:p>
-      <w:pPr>
-        <w:rPr>
-          <w:rFonts w:eastAsiaTheme="minorEastAsia"/>
-        </w:rPr>
-      </w:pPr>
-    </w:p>
-    <w:p>
-      <w:pPr>
-        <w:rPr>
-          <w:rFonts w:eastAsiaTheme="minorEastAsia"/>
-        </w:rPr>
-      </w:pPr>
-    </w:p>
-    <w:p>
-      <w:pPr>
-        <w:rPr>
-          <w:rFonts w:eastAsiaTheme="minorEastAsia"/>
-        </w:rPr>
-      </w:pPr>
-    </w:p>
-    <w:p>
-      <w:pPr>
-        <w:rPr>
-          <w:rFonts w:eastAsiaTheme="minorEastAsia"/>
-        </w:rPr>
-      </w:pPr>
-    </w:p>
-    <w:p>
-      <w:pPr>
-        <w:rPr>
-          <w:rFonts w:eastAsiaTheme="minorEastAsia"/>
-        </w:rPr>
-      </w:pPr>
-    </w:p>
-    <w:p>
-      <w:pPr>
-        <w:rPr>
-          <w:rFonts w:eastAsiaTheme="minorEastAsia"/>
-        </w:rPr>
-      </w:pPr>
-    </w:p>
-    <w:p>
-      <w:pPr>
-        <w:rPr>
-          <w:rFonts w:eastAsiaTheme="minorEastAsia"/>
-        </w:rPr>
-      </w:pPr>
-    </w:p>
-    <w:p>
-      <w:pPr>
-        <w:rPr>
-          <w:rFonts w:eastAsiaTheme="minorEastAsia"/>
-        </w:rPr>
-      </w:pPr>
-    </w:p>
-    <w:p>
-      <w:pPr>
-        <w:rPr>
-          <w:rFonts w:eastAsiaTheme="minorEastAsia"/>
-        </w:rPr>
-      </w:pPr>
-    </w:p>
-    <w:p>
-      <w:pPr>
+        <w:jc w:val="both"/>
+        <w:rPr>
+          <w:rFonts w:eastAsiaTheme="minorEastAsia"/>
+        </w:rPr>
+      </w:pPr>
+    </w:p>
+    <w:p>
+      <w:pPr>
+        <w:jc w:val="both"/>
+        <w:rPr>
+          <w:rFonts w:eastAsiaTheme="minorEastAsia"/>
+        </w:rPr>
+      </w:pPr>
+    </w:p>
+    <w:p>
+      <w:pPr>
+        <w:jc w:val="both"/>
+        <w:rPr>
+          <w:rFonts w:eastAsiaTheme="minorEastAsia"/>
+        </w:rPr>
+      </w:pPr>
+    </w:p>
+    <w:p>
+      <w:pPr>
+        <w:jc w:val="both"/>
+        <w:rPr>
+          <w:rFonts w:eastAsiaTheme="minorEastAsia"/>
+        </w:rPr>
+      </w:pPr>
+    </w:p>
+    <w:p>
+      <w:pPr>
+        <w:jc w:val="both"/>
+        <w:rPr>
+          <w:rFonts w:eastAsiaTheme="minorEastAsia"/>
+        </w:rPr>
+      </w:pPr>
+    </w:p>
+    <w:p>
+      <w:pPr>
+        <w:jc w:val="both"/>
+        <w:rPr>
+          <w:rFonts w:eastAsiaTheme="minorEastAsia"/>
+        </w:rPr>
+      </w:pPr>
+    </w:p>
+    <w:p>
+      <w:pPr>
+        <w:jc w:val="both"/>
+        <w:rPr>
+          <w:rFonts w:eastAsiaTheme="minorEastAsia"/>
+        </w:rPr>
+      </w:pPr>
+    </w:p>
+    <w:p>
+      <w:pPr>
+        <w:jc w:val="both"/>
+        <w:rPr>
+          <w:rFonts w:eastAsiaTheme="minorEastAsia"/>
+        </w:rPr>
+      </w:pPr>
+    </w:p>
+    <w:p>
+      <w:pPr>
+        <w:jc w:val="both"/>
+        <w:rPr>
+          <w:rFonts w:eastAsiaTheme="minorEastAsia"/>
+        </w:rPr>
+      </w:pPr>
+    </w:p>
+    <w:p>
+      <w:pPr>
+        <w:jc w:val="both"/>
+        <w:rPr>
+          <w:rFonts w:eastAsiaTheme="minorEastAsia"/>
+        </w:rPr>
+      </w:pPr>
+    </w:p>
+    <w:p>
+      <w:pPr>
+        <w:jc w:val="both"/>
         <w:rPr>
           <w:rFonts w:eastAsiaTheme="minorEastAsia"/>
         </w:rPr>
@@ -2208,6 +2944,7 @@
     </w:p>
     <w:p>
       <w:pPr>
+        <w:jc w:val="both"/>
         <w:rPr>
           <w:rFonts w:eastAsiaTheme="minorEastAsia"/>
           <w:u w:val="single"/>
@@ -2223,6 +2960,7 @@
     </w:p>
     <w:p>
       <w:pPr>
+        <w:jc w:val="both"/>
         <w:rPr>
           <w:rFonts w:eastAsiaTheme="minorEastAsia"/>
         </w:rPr>
@@ -2314,14 +3052,7 @@
         <w:rPr>
           <w:rFonts w:eastAsiaTheme="minorEastAsia"/>
         </w:rPr>
-        <w:t xml:space="preserve">que </w:t>
-      </w:r>
-      <w:r>
-        <w:rPr>
-          <w:rFonts w:eastAsiaTheme="minorEastAsia"/>
-        </w:rPr>
-        <w:lastRenderedPageBreak/>
-        <w:t xml:space="preserve">es la suma del tiempo que tarda </w:t>
+        <w:t xml:space="preserve">que es la suma del tiempo que tarda </w:t>
       </w:r>
       <w:r>
         <w:rPr>
@@ -2332,6 +3063,7 @@
     </w:p>
     <w:p>
       <w:pPr>
+        <w:jc w:val="both"/>
         <w:rPr>
           <w:rFonts w:eastAsiaTheme="minorEastAsia"/>
         </w:rPr>
@@ -2460,6 +3192,7 @@
     </w:p>
     <w:p>
       <w:pPr>
+        <w:jc w:val="both"/>
         <w:rPr>
           <w:rFonts w:eastAsiaTheme="minorEastAsia"/>
           <w:b/>
@@ -2485,20 +3218,19 @@
     </w:p>
     <w:p>
       <w:pPr>
+        <w:jc w:val="both"/>
         <w:rPr>
           <w:rFonts w:eastAsiaTheme="minorEastAsia"/>
           <w:b/>
           <w:bCs/>
           <w:vertAlign w:val="superscript"/>
-          <w:lang w:val="en-US"/>
-        </w:rPr>
-      </w:pPr>
-      <w:r>
-        <w:rPr>
-          <w:rFonts w:eastAsiaTheme="minorEastAsia"/>
-          <w:b/>
-          <w:bCs/>
-          <w:lang w:val="en-US"/>
+        </w:rPr>
+      </w:pPr>
+      <w:r>
+        <w:rPr>
+          <w:rFonts w:eastAsiaTheme="minorEastAsia"/>
+          <w:b/>
+          <w:bCs/>
         </w:rPr>
         <w:t>a. T(n) = 2T(n/2) + n</w:t>
       </w:r>
@@ -2508,13 +3240,13 @@
           <w:b/>
           <w:bCs/>
           <w:vertAlign w:val="superscript"/>
-          <w:lang w:val="en-US"/>
         </w:rPr>
         <w:t>4</w:t>
       </w:r>
     </w:p>
     <w:p>
       <w:pPr>
+        <w:jc w:val="both"/>
         <w:rPr>
           <w:rFonts w:eastAsiaTheme="minorEastAsia"/>
         </w:rPr>
@@ -2559,6 +3291,7 @@
     </w:p>
     <w:p>
       <w:pPr>
+        <w:jc w:val="both"/>
         <w:rPr>
           <w:rFonts w:eastAsiaTheme="minorEastAsia"/>
         </w:rPr>
@@ -2631,14 +3364,16 @@
     </w:p>
     <w:p>
       <w:pPr>
-        <w:rPr>
-          <w:rFonts w:eastAsiaTheme="minorEastAsia"/>
-        </w:rPr>
-      </w:pPr>
-      <w:r>
-        <w:rPr>
-          <w:rFonts w:eastAsiaTheme="minorEastAsia"/>
-        </w:rPr>
+        <w:jc w:val="both"/>
+        <w:rPr>
+          <w:rFonts w:eastAsiaTheme="minorEastAsia"/>
+        </w:rPr>
+      </w:pPr>
+      <w:r>
+        <w:rPr>
+          <w:rFonts w:eastAsiaTheme="minorEastAsia"/>
+        </w:rPr>
+        <w:lastRenderedPageBreak/>
         <w:t>Por método maestro simplificado, como p &lt; c, la complejidad temporal resulta</w:t>
       </w:r>
       <w:r>
@@ -2696,6 +3431,7 @@
     </w:p>
     <w:p>
       <w:pPr>
+        <w:jc w:val="both"/>
         <w:rPr>
           <w:rFonts w:eastAsiaTheme="minorEastAsia"/>
           <w:b/>
@@ -2713,6 +3449,7 @@
     </w:p>
     <w:p>
       <w:pPr>
+        <w:jc w:val="both"/>
         <w:rPr>
           <w:rFonts w:eastAsiaTheme="minorEastAsia"/>
         </w:rPr>
@@ -2727,23 +3464,12 @@
         <w:rPr>
           <w:rFonts w:eastAsiaTheme="minorEastAsia"/>
         </w:rPr>
-        <w:t xml:space="preserve"> ecuación se obtiene que a = 2, b =</w:t>
-      </w:r>
-      <w:r>
-        <w:rPr>
-          <w:rFonts w:eastAsiaTheme="minorEastAsia"/>
-        </w:rPr>
-        <w:t xml:space="preserve"> 10/7</w:t>
-      </w:r>
-      <w:r>
-        <w:rPr>
-          <w:rFonts w:eastAsiaTheme="minorEastAsia"/>
-        </w:rPr>
-        <w:t>, f(n) = n.</w:t>
-      </w:r>
-    </w:p>
-    <w:p>
-      <w:pPr>
+        <w:t xml:space="preserve"> ecuación se obtiene que a = 2, b = 10/7, f(n) = n.</w:t>
+      </w:r>
+    </w:p>
+    <w:p>
+      <w:pPr>
+        <w:jc w:val="both"/>
         <w:rPr>
           <w:rFonts w:eastAsiaTheme="minorEastAsia"/>
         </w:rPr>
@@ -2836,6 +3562,7 @@
     </w:p>
     <w:p>
       <w:pPr>
+        <w:jc w:val="both"/>
         <w:rPr>
           <w:rFonts w:eastAsiaTheme="minorEastAsia"/>
         </w:rPr>
@@ -2861,6 +3588,7 @@
     </w:p>
     <w:p>
       <w:pPr>
+        <w:jc w:val="both"/>
         <w:rPr>
           <w:rFonts w:eastAsiaTheme="minorEastAsia"/>
         </w:rPr>
@@ -2903,43 +3631,14 @@
             <w:rPr>
               <w:rFonts w:ascii="Cambria Math" w:eastAsiaTheme="minorEastAsia" w:hAnsi="Cambria Math"/>
             </w:rPr>
-            <m:t>)</m:t>
-          </m:r>
-          <m:r>
-            <w:rPr>
-              <w:rFonts w:ascii="Cambria Math" w:eastAsiaTheme="minorEastAsia" w:hAnsi="Cambria Math"/>
-            </w:rPr>
-            <m:t xml:space="preserve"> </m:t>
-          </m:r>
-          <m:r>
-            <w:rPr>
-              <w:rFonts w:ascii="Cambria Math" w:eastAsiaTheme="minorEastAsia" w:hAnsi="Cambria Math"/>
-            </w:rPr>
-            <m:t>⇒</m:t>
-          </m:r>
-          <m:r>
-            <w:rPr>
-              <w:rFonts w:ascii="Cambria Math" w:eastAsiaTheme="minorEastAsia" w:hAnsi="Cambria Math"/>
-            </w:rPr>
-            <m:t xml:space="preserve"> </m:t>
-          </m:r>
-          <m:r>
-            <w:rPr>
-              <w:rFonts w:ascii="Cambria Math" w:eastAsiaTheme="minorEastAsia" w:hAnsi="Cambria Math"/>
-            </w:rPr>
-            <m:t>ε</m:t>
-          </m:r>
-          <m:r>
-            <w:rPr>
-              <w:rFonts w:ascii="Cambria Math" w:eastAsiaTheme="minorEastAsia" w:hAnsi="Cambria Math"/>
-            </w:rPr>
-            <m:t>=0,94</m:t>
+            <m:t>) ⇒ ε=0,94</m:t>
           </m:r>
         </m:oMath>
       </m:oMathPara>
     </w:p>
     <w:p>
       <w:pPr>
+        <w:jc w:val="both"/>
         <w:rPr>
           <w:rFonts w:eastAsiaTheme="minorEastAsia"/>
         </w:rPr>
@@ -2950,13 +3649,7 @@
             <w:rPr>
               <w:rFonts w:ascii="Cambria Math" w:eastAsiaTheme="minorEastAsia" w:hAnsi="Cambria Math"/>
             </w:rPr>
-            <m:t>T(n)=θ</m:t>
-          </m:r>
-          <m:r>
-            <w:rPr>
-              <w:rFonts w:ascii="Cambria Math" w:eastAsiaTheme="minorEastAsia" w:hAnsi="Cambria Math"/>
-            </w:rPr>
-            <m:t>(</m:t>
+            <m:t>T(n)=θ(</m:t>
           </m:r>
           <m:sSup>
             <m:sSupPr>
@@ -2995,6 +3688,7 @@
     </w:p>
     <w:p>
       <w:pPr>
+        <w:jc w:val="both"/>
         <w:rPr>
           <w:rFonts w:eastAsiaTheme="minorEastAsia"/>
           <w:b/>
@@ -3022,6 +3716,7 @@
     </w:p>
     <w:p>
       <w:pPr>
+        <w:jc w:val="both"/>
         <w:rPr>
           <w:rFonts w:eastAsiaTheme="minorEastAsia"/>
         </w:rPr>
@@ -3036,31 +3731,7 @@
         <w:rPr>
           <w:rFonts w:eastAsiaTheme="minorEastAsia"/>
         </w:rPr>
-        <w:t xml:space="preserve"> ecuación se obtiene que a = </w:t>
-      </w:r>
-      <w:r>
-        <w:rPr>
-          <w:rFonts w:eastAsiaTheme="minorEastAsia"/>
-        </w:rPr>
-        <w:t>16</w:t>
-      </w:r>
-      <w:r>
-        <w:rPr>
-          <w:rFonts w:eastAsiaTheme="minorEastAsia"/>
-        </w:rPr>
-        <w:t>, b =</w:t>
-      </w:r>
-      <w:r>
-        <w:rPr>
-          <w:rFonts w:eastAsiaTheme="minorEastAsia"/>
-        </w:rPr>
-        <w:t xml:space="preserve"> 4</w:t>
-      </w:r>
-      <w:r>
-        <w:rPr>
-          <w:rFonts w:eastAsiaTheme="minorEastAsia"/>
-        </w:rPr>
-        <w:t>, f(n) = n</w:t>
+        <w:t xml:space="preserve"> ecuación se obtiene que a = 16, b = 4, f(n) = n</w:t>
       </w:r>
       <w:r>
         <w:rPr>
@@ -3073,23 +3744,12 @@
         <w:rPr>
           <w:rFonts w:eastAsiaTheme="minorEastAsia"/>
         </w:rPr>
-        <w:t xml:space="preserve"> y por tanto c = </w:t>
-      </w:r>
-      <w:r>
-        <w:rPr>
-          <w:rFonts w:eastAsiaTheme="minorEastAsia"/>
-        </w:rPr>
-        <w:t>2</w:t>
-      </w:r>
-      <w:r>
-        <w:rPr>
-          <w:rFonts w:eastAsiaTheme="minorEastAsia"/>
-        </w:rPr>
-        <w:t>.</w:t>
-      </w:r>
-    </w:p>
-    <w:p>
-      <w:pPr>
+        <w:t xml:space="preserve"> y por tanto c = 2.</w:t>
+      </w:r>
+    </w:p>
+    <w:p>
+      <w:pPr>
+        <w:jc w:val="both"/>
         <w:rPr>
           <w:rFonts w:eastAsiaTheme="minorEastAsia"/>
         </w:rPr>
@@ -3155,19 +3815,14 @@
             <w:rPr>
               <w:rFonts w:ascii="Cambria Math" w:eastAsiaTheme="minorEastAsia" w:hAnsi="Cambria Math"/>
             </w:rPr>
-            <m:t>=</m:t>
-          </m:r>
-          <m:r>
-            <w:rPr>
-              <w:rFonts w:ascii="Cambria Math" w:eastAsiaTheme="minorEastAsia" w:hAnsi="Cambria Math"/>
-            </w:rPr>
-            <m:t>2</m:t>
+            <m:t>=2</m:t>
           </m:r>
         </m:oMath>
       </m:oMathPara>
     </w:p>
     <w:p>
       <w:pPr>
+        <w:jc w:val="both"/>
         <w:rPr>
           <w:rFonts w:eastAsiaTheme="minorEastAsia"/>
         </w:rPr>
@@ -3227,13 +3882,7 @@
           <w:rPr>
             <w:rFonts w:ascii="Cambria Math" w:eastAsiaTheme="minorEastAsia" w:hAnsi="Cambria Math"/>
           </w:rPr>
-          <m:t xml:space="preserve"> log n</m:t>
-        </m:r>
-        <m:r>
-          <w:rPr>
-            <w:rFonts w:ascii="Cambria Math" w:eastAsiaTheme="minorEastAsia" w:hAnsi="Cambria Math"/>
-          </w:rPr>
-          <m:t>)</m:t>
+          <m:t xml:space="preserve"> log n)</m:t>
         </m:r>
       </m:oMath>
       <w:r>
@@ -3245,20 +3894,19 @@
     </w:p>
     <w:p>
       <w:pPr>
+        <w:jc w:val="both"/>
         <w:rPr>
           <w:rFonts w:eastAsiaTheme="minorEastAsia"/>
           <w:b/>
           <w:bCs/>
           <w:vertAlign w:val="superscript"/>
-          <w:lang w:val="en-US"/>
-        </w:rPr>
-      </w:pPr>
-      <w:r>
-        <w:rPr>
-          <w:rFonts w:eastAsiaTheme="minorEastAsia"/>
-          <w:b/>
-          <w:bCs/>
-          <w:lang w:val="en-US"/>
+        </w:rPr>
+      </w:pPr>
+      <w:r>
+        <w:rPr>
+          <w:rFonts w:eastAsiaTheme="minorEastAsia"/>
+          <w:b/>
+          <w:bCs/>
         </w:rPr>
         <w:t>d. T(n) = 7T(n/3) + n</w:t>
       </w:r>
@@ -3268,13 +3916,13 @@
           <w:b/>
           <w:bCs/>
           <w:vertAlign w:val="superscript"/>
-          <w:lang w:val="en-US"/>
         </w:rPr>
         <w:t>2</w:t>
       </w:r>
     </w:p>
     <w:p>
       <w:pPr>
+        <w:jc w:val="both"/>
         <w:rPr>
           <w:rFonts w:eastAsiaTheme="minorEastAsia"/>
         </w:rPr>
@@ -3289,37 +3937,7 @@
         <w:rPr>
           <w:rFonts w:eastAsiaTheme="minorEastAsia"/>
         </w:rPr>
-        <w:t xml:space="preserve"> ecuación se obtiene que a = </w:t>
-      </w:r>
-      <w:r>
-        <w:rPr>
-          <w:rFonts w:eastAsiaTheme="minorEastAsia"/>
-        </w:rPr>
-        <w:t>7</w:t>
-      </w:r>
-      <w:r>
-        <w:rPr>
-          <w:rFonts w:eastAsiaTheme="minorEastAsia"/>
-        </w:rPr>
-        <w:t xml:space="preserve">, b = </w:t>
-      </w:r>
-      <w:r>
-        <w:rPr>
-          <w:rFonts w:eastAsiaTheme="minorEastAsia"/>
-        </w:rPr>
-        <w:t>3</w:t>
-      </w:r>
-      <w:r>
-        <w:rPr>
-          <w:rFonts w:eastAsiaTheme="minorEastAsia"/>
-        </w:rPr>
-        <w:t xml:space="preserve">, f(n) = </w:t>
-      </w:r>
-      <w:r>
-        <w:rPr>
-          <w:rFonts w:eastAsiaTheme="minorEastAsia"/>
-        </w:rPr>
-        <w:t>n</w:t>
+        <w:t xml:space="preserve"> ecuación se obtiene que a = 7, b = 3, f(n) = n</w:t>
       </w:r>
       <w:r>
         <w:rPr>
@@ -3337,6 +3955,7 @@
     </w:p>
     <w:p>
       <w:pPr>
+        <w:jc w:val="both"/>
         <w:rPr>
           <w:rFonts w:eastAsiaTheme="minorEastAsia"/>
         </w:rPr>
@@ -3402,19 +4021,14 @@
             <w:rPr>
               <w:rFonts w:ascii="Cambria Math" w:eastAsiaTheme="minorEastAsia" w:hAnsi="Cambria Math"/>
             </w:rPr>
-            <m:t>≅1,</m:t>
-          </m:r>
-          <m:r>
-            <w:rPr>
-              <w:rFonts w:ascii="Cambria Math" w:eastAsiaTheme="minorEastAsia" w:hAnsi="Cambria Math"/>
-            </w:rPr>
-            <m:t>77</m:t>
+            <m:t>≅1,77</m:t>
           </m:r>
         </m:oMath>
       </m:oMathPara>
     </w:p>
     <w:p>
       <w:pPr>
+        <w:jc w:val="both"/>
         <w:rPr>
           <w:rFonts w:eastAsiaTheme="minorEastAsia"/>
         </w:rPr>
@@ -3440,6 +4054,7 @@
     </w:p>
     <w:p>
       <w:pPr>
+        <w:jc w:val="both"/>
         <w:rPr>
           <w:rFonts w:eastAsiaTheme="minorEastAsia"/>
         </w:rPr>
@@ -3489,31 +4104,7 @@
                 <w:rPr>
                   <w:rFonts w:ascii="Cambria Math" w:eastAsiaTheme="minorEastAsia" w:hAnsi="Cambria Math"/>
                 </w:rPr>
-                <m:t>1,</m:t>
-              </m:r>
-              <m:r>
-                <w:rPr>
-                  <w:rFonts w:ascii="Cambria Math" w:eastAsiaTheme="minorEastAsia" w:hAnsi="Cambria Math"/>
-                </w:rPr>
-                <m:t>77</m:t>
-              </m:r>
-              <m:r>
-                <w:rPr>
-                  <w:rFonts w:ascii="Cambria Math" w:eastAsiaTheme="minorEastAsia" w:hAnsi="Cambria Math"/>
-                </w:rPr>
-                <m:t xml:space="preserve"> </m:t>
-              </m:r>
-              <m:r>
-                <w:rPr>
-                  <w:rFonts w:ascii="Cambria Math" w:eastAsiaTheme="minorEastAsia" w:hAnsi="Cambria Math"/>
-                </w:rPr>
-                <m:t>+</m:t>
-              </m:r>
-              <m:r>
-                <w:rPr>
-                  <w:rFonts w:ascii="Cambria Math" w:eastAsiaTheme="minorEastAsia" w:hAnsi="Cambria Math"/>
-                </w:rPr>
-                <m:t xml:space="preserve"> ε</m:t>
+                <m:t>1,77 + ε</m:t>
               </m:r>
             </m:sup>
           </m:sSup>
@@ -3521,31 +4112,14 @@
             <w:rPr>
               <w:rFonts w:ascii="Cambria Math" w:eastAsiaTheme="minorEastAsia" w:hAnsi="Cambria Math"/>
             </w:rPr>
-            <m:t>) ⇒</m:t>
-          </m:r>
-          <m:r>
-            <w:rPr>
-              <w:rFonts w:ascii="Cambria Math" w:eastAsiaTheme="minorEastAsia" w:hAnsi="Cambria Math"/>
-            </w:rPr>
-            <m:t xml:space="preserve"> </m:t>
-          </m:r>
-          <m:r>
-            <w:rPr>
-              <w:rFonts w:ascii="Cambria Math" w:eastAsiaTheme="minorEastAsia" w:hAnsi="Cambria Math"/>
-            </w:rPr>
-            <m:t>ε=0,</m:t>
-          </m:r>
-          <m:r>
-            <w:rPr>
-              <w:rFonts w:ascii="Cambria Math" w:eastAsiaTheme="minorEastAsia" w:hAnsi="Cambria Math"/>
-            </w:rPr>
-            <m:t>23</m:t>
+            <m:t>) ⇒ ε=0,23</m:t>
           </m:r>
         </m:oMath>
       </m:oMathPara>
     </w:p>
     <w:p>
       <w:pPr>
+        <w:jc w:val="both"/>
         <w:rPr>
           <w:rFonts w:eastAsiaTheme="minorEastAsia"/>
         </w:rPr>
@@ -3559,6 +4133,7 @@
     </w:p>
     <w:p>
       <w:pPr>
+        <w:jc w:val="both"/>
         <w:rPr>
           <w:rFonts w:eastAsiaTheme="minorEastAsia"/>
         </w:rPr>
@@ -3613,19 +4188,14 @@
             <w:rPr>
               <w:rFonts w:ascii="Cambria Math" w:eastAsiaTheme="minorEastAsia" w:hAnsi="Cambria Math"/>
             </w:rPr>
-            <m:t>≤</m:t>
-          </m:r>
-          <m:r>
-            <w:rPr>
-              <w:rFonts w:ascii="Cambria Math" w:eastAsiaTheme="minorEastAsia" w:hAnsi="Cambria Math"/>
-            </w:rPr>
-            <m:t>cf(n)</m:t>
+            <m:t>≤cf(n)</m:t>
           </m:r>
         </m:oMath>
       </m:oMathPara>
     </w:p>
     <w:p>
       <w:pPr>
+        <w:jc w:val="both"/>
         <w:rPr>
           <w:rFonts w:eastAsiaTheme="minorEastAsia"/>
         </w:rPr>
@@ -3721,6 +4291,7 @@
     </w:p>
     <w:p>
       <w:pPr>
+        <w:jc w:val="both"/>
         <w:rPr>
           <w:rFonts w:eastAsiaTheme="minorEastAsia"/>
         </w:rPr>
@@ -3920,6 +4491,7 @@
     </w:p>
     <w:p>
       <w:pPr>
+        <w:jc w:val="both"/>
         <w:rPr>
           <w:rFonts w:eastAsiaTheme="minorEastAsia"/>
         </w:rPr>
@@ -3956,19 +4528,7 @@
             <w:rPr>
               <w:rFonts w:ascii="Cambria Math" w:eastAsiaTheme="minorEastAsia" w:hAnsi="Cambria Math"/>
             </w:rPr>
-            <m:t>≤c</m:t>
-          </m:r>
-          <m:r>
-            <w:rPr>
-              <w:rFonts w:ascii="Cambria Math" w:eastAsiaTheme="minorEastAsia" w:hAnsi="Cambria Math"/>
-            </w:rPr>
-            <m:t>⇒</m:t>
-          </m:r>
-          <m:r>
-            <w:rPr>
-              <w:rFonts w:ascii="Cambria Math" w:eastAsiaTheme="minorEastAsia" w:hAnsi="Cambria Math"/>
-            </w:rPr>
-            <m:t>c=</m:t>
+            <m:t>≤c⇒c=</m:t>
           </m:r>
           <m:f>
             <m:fPr>
@@ -4007,6 +4567,7 @@
     </w:p>
     <w:p>
       <w:pPr>
+        <w:jc w:val="both"/>
         <w:rPr>
           <w:rFonts w:eastAsiaTheme="minorEastAsia"/>
         </w:rPr>
@@ -4026,6 +4587,7 @@
     </w:p>
     <w:p>
       <w:pPr>
+        <w:jc w:val="both"/>
         <w:rPr>
           <w:rFonts w:eastAsiaTheme="minorEastAsia"/>
         </w:rPr>
@@ -4075,20 +4637,19 @@
     </w:p>
     <w:p>
       <w:pPr>
+        <w:jc w:val="both"/>
         <w:rPr>
           <w:rFonts w:eastAsiaTheme="minorEastAsia"/>
           <w:b/>
           <w:bCs/>
           <w:vertAlign w:val="superscript"/>
-          <w:lang w:val="en-US"/>
-        </w:rPr>
-      </w:pPr>
-      <w:r>
-        <w:rPr>
-          <w:rFonts w:eastAsiaTheme="minorEastAsia"/>
-          <w:b/>
-          <w:bCs/>
-          <w:lang w:val="en-US"/>
+        </w:rPr>
+      </w:pPr>
+      <w:r>
+        <w:rPr>
+          <w:rFonts w:eastAsiaTheme="minorEastAsia"/>
+          <w:b/>
+          <w:bCs/>
         </w:rPr>
         <w:t>e. T(n) = 7T(n/2) + n</w:t>
       </w:r>
@@ -4098,13 +4659,13 @@
           <w:b/>
           <w:bCs/>
           <w:vertAlign w:val="superscript"/>
-          <w:lang w:val="en-US"/>
         </w:rPr>
         <w:t>2</w:t>
       </w:r>
     </w:p>
     <w:p>
       <w:pPr>
+        <w:jc w:val="both"/>
         <w:rPr>
           <w:rFonts w:eastAsiaTheme="minorEastAsia"/>
         </w:rPr>
@@ -4119,23 +4680,12 @@
         <w:rPr>
           <w:rFonts w:eastAsiaTheme="minorEastAsia"/>
         </w:rPr>
-        <w:t xml:space="preserve"> ecuación se obtiene que a = </w:t>
-      </w:r>
-      <w:r>
-        <w:rPr>
-          <w:rFonts w:eastAsiaTheme="minorEastAsia"/>
-        </w:rPr>
-        <w:t>7</w:t>
-      </w:r>
-      <w:r>
-        <w:rPr>
-          <w:rFonts w:eastAsiaTheme="minorEastAsia"/>
-        </w:rPr>
-        <w:t xml:space="preserve">, b = </w:t>
-      </w:r>
-      <w:r>
-        <w:rPr>
-          <w:rFonts w:eastAsiaTheme="minorEastAsia"/>
+        <w:t xml:space="preserve"> ecuación se obtiene que a = 7, b = 2, f(n) = n</w:t>
+      </w:r>
+      <w:r>
+        <w:rPr>
+          <w:rFonts w:eastAsiaTheme="minorEastAsia"/>
+          <w:vertAlign w:val="superscript"/>
         </w:rPr>
         <w:t>2</w:t>
       </w:r>
@@ -4143,24 +4693,12 @@
         <w:rPr>
           <w:rFonts w:eastAsiaTheme="minorEastAsia"/>
         </w:rPr>
-        <w:t>, f(n) = n</w:t>
-      </w:r>
-      <w:r>
-        <w:rPr>
-          <w:rFonts w:eastAsiaTheme="minorEastAsia"/>
-          <w:vertAlign w:val="superscript"/>
-        </w:rPr>
-        <w:t>2</w:t>
-      </w:r>
-      <w:r>
-        <w:rPr>
-          <w:rFonts w:eastAsiaTheme="minorEastAsia"/>
-        </w:rPr>
         <w:t xml:space="preserve"> y por tanto c = 2.</w:t>
       </w:r>
     </w:p>
     <w:p>
       <w:pPr>
+        <w:jc w:val="both"/>
         <w:rPr>
           <w:rFonts w:eastAsiaTheme="minorEastAsia"/>
         </w:rPr>
@@ -4233,14 +4771,16 @@
     </w:p>
     <w:p>
       <w:pPr>
-        <w:rPr>
-          <w:rFonts w:eastAsiaTheme="minorEastAsia"/>
-        </w:rPr>
-      </w:pPr>
-      <w:r>
-        <w:rPr>
-          <w:rFonts w:eastAsiaTheme="minorEastAsia"/>
-        </w:rPr>
+        <w:jc w:val="both"/>
+        <w:rPr>
+          <w:rFonts w:eastAsiaTheme="minorEastAsia"/>
+        </w:rPr>
+      </w:pPr>
+      <w:r>
+        <w:rPr>
+          <w:rFonts w:eastAsiaTheme="minorEastAsia"/>
+        </w:rPr>
+        <w:lastRenderedPageBreak/>
         <w:t xml:space="preserve">Por método maestro simplificado, como p </w:t>
       </w:r>
       <w:r>
@@ -4266,13 +4806,7 @@
           <w:rPr>
             <w:rFonts w:ascii="Cambria Math" w:eastAsiaTheme="minorEastAsia" w:hAnsi="Cambria Math"/>
           </w:rPr>
-          <m:t>θ</m:t>
-        </m:r>
-        <m:r>
-          <w:rPr>
-            <w:rFonts w:ascii="Cambria Math" w:eastAsiaTheme="minorEastAsia" w:hAnsi="Cambria Math"/>
-          </w:rPr>
-          <m:t>(</m:t>
+          <m:t>θ(</m:t>
         </m:r>
         <m:sSup>
           <m:sSupPr>
@@ -4296,13 +4830,7 @@
               <w:rPr>
                 <w:rFonts w:ascii="Cambria Math" w:eastAsiaTheme="minorEastAsia" w:hAnsi="Cambria Math"/>
               </w:rPr>
-              <m:t>2</m:t>
-            </m:r>
-            <m:r>
-              <w:rPr>
-                <w:rFonts w:ascii="Cambria Math" w:eastAsiaTheme="minorEastAsia" w:hAnsi="Cambria Math"/>
-              </w:rPr>
-              <m:t>,81</m:t>
+              <m:t>2,81</m:t>
             </m:r>
           </m:sup>
         </m:sSup>
@@ -4316,25 +4844,25 @@
     </w:p>
     <w:p>
       <w:pPr>
-        <w:rPr>
-          <w:rFonts w:eastAsiaTheme="minorEastAsia"/>
-          <w:b/>
-          <w:bCs/>
-          <w:lang w:val="en-US"/>
-        </w:rPr>
-      </w:pPr>
-      <w:r>
-        <w:rPr>
-          <w:rFonts w:eastAsiaTheme="minorEastAsia"/>
-          <w:b/>
-          <w:bCs/>
-          <w:lang w:val="en-US"/>
+        <w:jc w:val="both"/>
+        <w:rPr>
+          <w:rFonts w:eastAsiaTheme="minorEastAsia"/>
+          <w:b/>
+          <w:bCs/>
+        </w:rPr>
+      </w:pPr>
+      <w:r>
+        <w:rPr>
+          <w:rFonts w:eastAsiaTheme="minorEastAsia"/>
+          <w:b/>
+          <w:bCs/>
         </w:rPr>
         <w:t>f. T(n) = 2T(n/4) + √n</w:t>
       </w:r>
     </w:p>
     <w:p>
       <w:pPr>
+        <w:jc w:val="both"/>
         <w:rPr>
           <w:rFonts w:eastAsiaTheme="minorEastAsia"/>
         </w:rPr>
@@ -4349,19 +4877,7 @@
         <w:rPr>
           <w:rFonts w:eastAsiaTheme="minorEastAsia"/>
         </w:rPr>
-        <w:t xml:space="preserve"> ecuación se obtiene que a = 2, b = </w:t>
-      </w:r>
-      <w:r>
-        <w:rPr>
-          <w:rFonts w:eastAsiaTheme="minorEastAsia"/>
-        </w:rPr>
-        <w:t>4</w:t>
-      </w:r>
-      <w:r>
-        <w:rPr>
-          <w:rFonts w:eastAsiaTheme="minorEastAsia"/>
-        </w:rPr>
-        <w:t>, f(n) = n</w:t>
+        <w:t xml:space="preserve"> ecuación se obtiene que a = 2, b = 4, f(n) = n</w:t>
       </w:r>
       <w:r>
         <w:rPr>
@@ -4379,6 +4895,7 @@
     </w:p>
     <w:p>
       <w:pPr>
+        <w:jc w:val="both"/>
         <w:rPr>
           <w:rFonts w:eastAsiaTheme="minorEastAsia"/>
         </w:rPr>
@@ -4477,6 +4994,7 @@
     </w:p>
     <w:p>
       <w:pPr>
+        <w:jc w:val="both"/>
         <w:rPr>
           <w:rFonts w:eastAsiaTheme="minorEastAsia"/>
         </w:rPr>
@@ -4502,6 +5020,7 @@
     </w:p>
     <w:p>
       <w:pPr>
+        <w:jc w:val="both"/>
         <w:rPr>
           <w:rFonts w:eastAsiaTheme="minorEastAsia"/>
         </w:rPr>
@@ -4512,19 +5031,7 @@
             <w:rPr>
               <w:rFonts w:ascii="Cambria Math" w:eastAsiaTheme="minorEastAsia" w:hAnsi="Cambria Math"/>
             </w:rPr>
-            <m:t>f(n)=</m:t>
-          </m:r>
-          <m:r>
-            <w:rPr>
-              <w:rFonts w:ascii="Cambria Math" w:eastAsiaTheme="minorEastAsia" w:hAnsi="Cambria Math"/>
-            </w:rPr>
-            <m:t>θ</m:t>
-          </m:r>
-          <m:r>
-            <w:rPr>
-              <w:rFonts w:ascii="Cambria Math" w:eastAsiaTheme="minorEastAsia" w:hAnsi="Cambria Math"/>
-            </w:rPr>
-            <m:t>(</m:t>
+            <m:t>f(n)=θ(</m:t>
           </m:r>
           <m:sSup>
             <m:sSupPr>
@@ -4563,6 +5070,7 @@
     </w:p>
     <w:p>
       <w:pPr>
+        <w:jc w:val="both"/>
         <w:rPr>
           <w:rFonts w:eastAsiaTheme="minorEastAsia"/>
         </w:rPr>
@@ -4599,19 +5107,14 @@
             <w:rPr>
               <w:rFonts w:ascii="Cambria Math" w:eastAsiaTheme="minorEastAsia" w:hAnsi="Cambria Math"/>
             </w:rPr>
-            <m:t xml:space="preserve"> log n</m:t>
-          </m:r>
-          <m:r>
-            <w:rPr>
-              <w:rFonts w:ascii="Cambria Math" w:eastAsiaTheme="minorEastAsia" w:hAnsi="Cambria Math"/>
-            </w:rPr>
-            <m:t>)</m:t>
+            <m:t xml:space="preserve"> log n)</m:t>
           </m:r>
         </m:oMath>
       </m:oMathPara>
     </w:p>
     <w:p>
       <w:pPr>
+        <w:jc w:val="both"/>
         <w:rPr>
           <w:rFonts w:eastAsiaTheme="minorEastAsia"/>
         </w:rPr>
@@ -4666,6 +5169,7 @@
     <w:p>
       <w:pPr>
         <w:spacing w:after="0"/>
+        <w:jc w:val="both"/>
         <w:rPr>
           <w:rFonts w:eastAsiaTheme="minorEastAsia"/>
           <w:lang w:val="en-US"/>
@@ -4739,6 +5243,7 @@
     <w:p>
       <w:pPr>
         <w:spacing w:after="0"/>
+        <w:jc w:val="both"/>
         <w:rPr>
           <w:rFonts w:eastAsiaTheme="minorEastAsia"/>
           <w:lang w:val="en-US"/>
@@ -4819,6 +5324,7 @@
     <w:p>
       <w:pPr>
         <w:spacing w:after="0"/>
+        <w:jc w:val="both"/>
         <w:rPr>
           <w:rFonts w:eastAsiaTheme="minorEastAsia"/>
           <w:lang w:val="en-US"/>
@@ -4907,6 +5413,7 @@
     <w:p>
       <w:pPr>
         <w:spacing w:after="0"/>
+        <w:jc w:val="both"/>
         <w:rPr>
           <w:rFonts w:eastAsiaTheme="minorEastAsia"/>
           <w:lang w:val="en-US"/>
@@ -4995,6 +5502,7 @@
     <w:p>
       <w:pPr>
         <w:spacing w:after="0"/>
+        <w:jc w:val="both"/>
         <w:rPr>
           <w:rFonts w:eastAsiaTheme="minorEastAsia"/>
           <w:lang w:val="en-US"/>
@@ -5083,6 +5591,7 @@
     <w:p>
       <w:pPr>
         <w:spacing w:after="0"/>
+        <w:jc w:val="both"/>
         <w:rPr>
           <w:rFonts w:eastAsiaTheme="minorEastAsia"/>
           <w:lang w:val="en-US"/>
@@ -5180,7 +5689,7 @@
 </file>
 
 <file path=word/endnotes.xml><?xml version="1.0" encoding="utf-8"?>
-<w:endnotes xmlns:wpc="http://schemas.microsoft.com/office/word/2010/wordprocessingCanvas" xmlns:cx="http://schemas.microsoft.com/office/drawing/2014/chartex" xmlns:cx1="http://schemas.microsoft.com/office/drawing/2015/9/8/chartex" xmlns:cx2="http://schemas.microsoft.com/office/drawing/2015/10/21/chartex" xmlns:cx3="http://schemas.microsoft.com/office/drawing/2016/5/9/chartex" xmlns:cx4="http://schemas.microsoft.com/office/drawing/2016/5/10/chartex" xmlns:cx5="http://schemas.microsoft.com/office/drawing/2016/5/11/chartex" xmlns:cx6="http://schemas.microsoft.com/office/drawing/2016/5/12/chartex" xmlns:cx7="http://schemas.microsoft.com/office/drawing/2016/5/13/chartex" xmlns:cx8="http://schemas.microsoft.com/office/drawing/2016/5/14/chartex" xmlns:mc="http://schemas.openxmlformats.org/markup-compatibility/2006" xmlns:aink="http://schemas.microsoft.com/office/drawing/2016/ink" xmlns:am3d="http://schemas.microsoft.com/office/drawing/2017/model3d" xmlns:o="urn:schemas-microsoft-com:office:office" xmlns:oel="http://schemas.microsoft.com/office/2019/extlst" xmlns:r="http://schemas.openxmlformats.org/officeDocument/2006/relationships" xmlns:m="http://schemas.openxmlformats.org/officeDocument/2006/math" xmlns:v="urn:schemas-microsoft-com:vml" xmlns:wp14="http://schemas.microsoft.com/office/word/2010/wordprocessingDrawing" xmlns:wp="http://schemas.openxmlformats.org/drawingml/2006/wordprocessingDrawing" xmlns:w10="urn:schemas-microsoft-com:office:word" xmlns:w="http://schemas.openxmlformats.org/wordprocessingml/2006/main" xmlns:w14="http://schemas.microsoft.com/office/word/2010/wordml" xmlns:w15="http://schemas.microsoft.com/office/word/2012/wordml" xmlns:w16cei="http://schemas.microsoft.com/office/word/2026/wordml/cei" xmlns:w16cex="http://schemas.microsoft.com/office/word/2018/wordml/cex" xmlns:w16cid="http://schemas.microsoft.com/office/word/2016/wordml/cid" xmlns:w16="http://schemas.microsoft.com/office/word/2018/wordml" xmlns:w16du="http://schemas.microsoft.com/office/word/2023/wordml/word16du" xmlns:w16sdtdh="http://schemas.microsoft.com/office/word/2020/wordml/sdtdatahash" xmlns:w16sdtfl="http://schemas.microsoft.com/office/word/2024/wordml/sdtformatlock" xmlns:w16se="http://schemas.microsoft.com/office/word/2015/wordml/symex" xmlns:wpg="http://schemas.microsoft.com/office/word/2010/wordprocessingGroup" xmlns:wpi="http://schemas.microsoft.com/office/word/2010/wordprocessingInk" xmlns:wne="http://schemas.microsoft.com/office/word/2006/wordml" xmlns:wps="http://schemas.microsoft.com/office/word/2010/wordprocessingShape" mc:Ignorable="w14 w15 w16se w16cid w16 w16cex w16sdtdh w16sdtfl w16du wp14">
+<w:endnotes xmlns:wpc="http://schemas.microsoft.com/office/word/2010/wordprocessingCanvas" xmlns:cx="http://schemas.microsoft.com/office/drawing/2014/chartex" xmlns:cx1="http://schemas.microsoft.com/office/drawing/2015/9/8/chartex" xmlns:cx2="http://schemas.microsoft.com/office/drawing/2015/10/21/chartex" xmlns:cx3="http://schemas.microsoft.com/office/drawing/2016/5/9/chartex" xmlns:cx4="http://schemas.microsoft.com/office/drawing/2016/5/10/chartex" xmlns:cx5="http://schemas.microsoft.com/office/drawing/2016/5/11/chartex" xmlns:cx6="http://schemas.microsoft.com/office/drawing/2016/5/12/chartex" xmlns:cx7="http://schemas.microsoft.com/office/drawing/2016/5/13/chartex" xmlns:cx8="http://schemas.microsoft.com/office/drawing/2016/5/14/chartex" xmlns:mc="http://schemas.openxmlformats.org/markup-compatibility/2006" xmlns:aink="http://schemas.microsoft.com/office/drawing/2016/ink" xmlns:am3d="http://schemas.microsoft.com/office/drawing/2017/model3d" xmlns:o="urn:schemas-microsoft-com:office:office" xmlns:oel="http://schemas.microsoft.com/office/2019/extlst" xmlns:r="http://schemas.openxmlformats.org/officeDocument/2006/relationships" xmlns:m="http://schemas.openxmlformats.org/officeDocument/2006/math" xmlns:v="urn:schemas-microsoft-com:vml" xmlns:wp14="http://schemas.microsoft.com/office/word/2010/wordprocessingDrawing" xmlns:wp="http://schemas.openxmlformats.org/drawingml/2006/wordprocessingDrawing" xmlns:w10="urn:schemas-microsoft-com:office:word" xmlns:w="http://schemas.openxmlformats.org/wordprocessingml/2006/main" xmlns:w14="http://schemas.microsoft.com/office/word/2010/wordml" xmlns:w15="http://schemas.microsoft.com/office/word/2012/wordml" xmlns:w16cex="http://schemas.microsoft.com/office/word/2018/wordml/cex" xmlns:w16cid="http://schemas.microsoft.com/office/word/2016/wordml/cid" xmlns:w16="http://schemas.microsoft.com/office/word/2018/wordml" xmlns:w16du="http://schemas.microsoft.com/office/word/2023/wordml/word16du" xmlns:w16sdtdh="http://schemas.microsoft.com/office/word/2020/wordml/sdtdatahash" xmlns:w16sdtfl="http://schemas.microsoft.com/office/word/2024/wordml/sdtformatlock" xmlns:w16se="http://schemas.microsoft.com/office/word/2015/wordml/symex" xmlns:wpg="http://schemas.microsoft.com/office/word/2010/wordprocessingGroup" xmlns:wpi="http://schemas.microsoft.com/office/word/2010/wordprocessingInk" xmlns:wne="http://schemas.microsoft.com/office/word/2006/wordml" xmlns:wps="http://schemas.microsoft.com/office/word/2010/wordprocessingShape" mc:Ignorable="w14 w15 w16se w16cid w16 w16cex w16sdtdh w16sdtfl w16du wp14">
   <w:endnote w:type="separator" w:id="-1">
     <w:p>
       <w:pPr>
@@ -5205,7 +5714,7 @@
 </file>
 
 <file path=word/footnotes.xml><?xml version="1.0" encoding="utf-8"?>
-<w:footnotes xmlns:wpc="http://schemas.microsoft.com/office/word/2010/wordprocessingCanvas" xmlns:cx="http://schemas.microsoft.com/office/drawing/2014/chartex" xmlns:cx1="http://schemas.microsoft.com/office/drawing/2015/9/8/chartex" xmlns:cx2="http://schemas.microsoft.com/office/drawing/2015/10/21/chartex" xmlns:cx3="http://schemas.microsoft.com/office/drawing/2016/5/9/chartex" xmlns:cx4="http://schemas.microsoft.com/office/drawing/2016/5/10/chartex" xmlns:cx5="http://schemas.microsoft.com/office/drawing/2016/5/11/chartex" xmlns:cx6="http://schemas.microsoft.com/office/drawing/2016/5/12/chartex" xmlns:cx7="http://schemas.microsoft.com/office/drawing/2016/5/13/chartex" xmlns:cx8="http://schemas.microsoft.com/office/drawing/2016/5/14/chartex" xmlns:mc="http://schemas.openxmlformats.org/markup-compatibility/2006" xmlns:aink="http://schemas.microsoft.com/office/drawing/2016/ink" xmlns:am3d="http://schemas.microsoft.com/office/drawing/2017/model3d" xmlns:o="urn:schemas-microsoft-com:office:office" xmlns:oel="http://schemas.microsoft.com/office/2019/extlst" xmlns:r="http://schemas.openxmlformats.org/officeDocument/2006/relationships" xmlns:m="http://schemas.openxmlformats.org/officeDocument/2006/math" xmlns:v="urn:schemas-microsoft-com:vml" xmlns:wp14="http://schemas.microsoft.com/office/word/2010/wordprocessingDrawing" xmlns:wp="http://schemas.openxmlformats.org/drawingml/2006/wordprocessingDrawing" xmlns:w10="urn:schemas-microsoft-com:office:word" xmlns:w="http://schemas.openxmlformats.org/wordprocessingml/2006/main" xmlns:w14="http://schemas.microsoft.com/office/word/2010/wordml" xmlns:w15="http://schemas.microsoft.com/office/word/2012/wordml" xmlns:w16cei="http://schemas.microsoft.com/office/word/2026/wordml/cei" xmlns:w16cex="http://schemas.microsoft.com/office/word/2018/wordml/cex" xmlns:w16cid="http://schemas.microsoft.com/office/word/2016/wordml/cid" xmlns:w16="http://schemas.microsoft.com/office/word/2018/wordml" xmlns:w16du="http://schemas.microsoft.com/office/word/2023/wordml/word16du" xmlns:w16sdtdh="http://schemas.microsoft.com/office/word/2020/wordml/sdtdatahash" xmlns:w16sdtfl="http://schemas.microsoft.com/office/word/2024/wordml/sdtformatlock" xmlns:w16se="http://schemas.microsoft.com/office/word/2015/wordml/symex" xmlns:wpg="http://schemas.microsoft.com/office/word/2010/wordprocessingGroup" xmlns:wpi="http://schemas.microsoft.com/office/word/2010/wordprocessingInk" xmlns:wne="http://schemas.microsoft.com/office/word/2006/wordml" xmlns:wps="http://schemas.microsoft.com/office/word/2010/wordprocessingShape" mc:Ignorable="w14 w15 w16se w16cid w16 w16cex w16sdtdh w16sdtfl w16du wp14">
+<w:footnotes xmlns:wpc="http://schemas.microsoft.com/office/word/2010/wordprocessingCanvas" xmlns:cx="http://schemas.microsoft.com/office/drawing/2014/chartex" xmlns:cx1="http://schemas.microsoft.com/office/drawing/2015/9/8/chartex" xmlns:cx2="http://schemas.microsoft.com/office/drawing/2015/10/21/chartex" xmlns:cx3="http://schemas.microsoft.com/office/drawing/2016/5/9/chartex" xmlns:cx4="http://schemas.microsoft.com/office/drawing/2016/5/10/chartex" xmlns:cx5="http://schemas.microsoft.com/office/drawing/2016/5/11/chartex" xmlns:cx6="http://schemas.microsoft.com/office/drawing/2016/5/12/chartex" xmlns:cx7="http://schemas.microsoft.com/office/drawing/2016/5/13/chartex" xmlns:cx8="http://schemas.microsoft.com/office/drawing/2016/5/14/chartex" xmlns:mc="http://schemas.openxmlformats.org/markup-compatibility/2006" xmlns:aink="http://schemas.microsoft.com/office/drawing/2016/ink" xmlns:am3d="http://schemas.microsoft.com/office/drawing/2017/model3d" xmlns:o="urn:schemas-microsoft-com:office:office" xmlns:oel="http://schemas.microsoft.com/office/2019/extlst" xmlns:r="http://schemas.openxmlformats.org/officeDocument/2006/relationships" xmlns:m="http://schemas.openxmlformats.org/officeDocument/2006/math" xmlns:v="urn:schemas-microsoft-com:vml" xmlns:wp14="http://schemas.microsoft.com/office/word/2010/wordprocessingDrawing" xmlns:wp="http://schemas.openxmlformats.org/drawingml/2006/wordprocessingDrawing" xmlns:w10="urn:schemas-microsoft-com:office:word" xmlns:w="http://schemas.openxmlformats.org/wordprocessingml/2006/main" xmlns:w14="http://schemas.microsoft.com/office/word/2010/wordml" xmlns:w15="http://schemas.microsoft.com/office/word/2012/wordml" xmlns:w16cex="http://schemas.microsoft.com/office/word/2018/wordml/cex" xmlns:w16cid="http://schemas.microsoft.com/office/word/2016/wordml/cid" xmlns:w16="http://schemas.microsoft.com/office/word/2018/wordml" xmlns:w16du="http://schemas.microsoft.com/office/word/2023/wordml/word16du" xmlns:w16sdtdh="http://schemas.microsoft.com/office/word/2020/wordml/sdtdatahash" xmlns:w16sdtfl="http://schemas.microsoft.com/office/word/2024/wordml/sdtformatlock" xmlns:w16se="http://schemas.microsoft.com/office/word/2015/wordml/symex" xmlns:wpg="http://schemas.microsoft.com/office/word/2010/wordprocessingGroup" xmlns:wpi="http://schemas.microsoft.com/office/word/2010/wordprocessingInk" xmlns:wne="http://schemas.microsoft.com/office/word/2006/wordml" xmlns:wps="http://schemas.microsoft.com/office/word/2010/wordprocessingShape" mc:Ignorable="w14 w15 w16se w16cid w16 w16cex w16sdtdh w16sdtfl w16du wp14">
   <w:footnote w:type="separator" w:id="-1">
     <w:p>
       <w:pPr>
@@ -5230,7 +5739,7 @@
 </file>
 
 <file path=word/header1.xml><?xml version="1.0" encoding="utf-8"?>
-<w:hdr xmlns:wpc="http://schemas.microsoft.com/office/word/2010/wordprocessingCanvas" xmlns:cx="http://schemas.microsoft.com/office/drawing/2014/chartex" xmlns:cx1="http://schemas.microsoft.com/office/drawing/2015/9/8/chartex" xmlns:cx2="http://schemas.microsoft.com/office/drawing/2015/10/21/chartex" xmlns:cx3="http://schemas.microsoft.com/office/drawing/2016/5/9/chartex" xmlns:cx4="http://schemas.microsoft.com/office/drawing/2016/5/10/chartex" xmlns:cx5="http://schemas.microsoft.com/office/drawing/2016/5/11/chartex" xmlns:cx6="http://schemas.microsoft.com/office/drawing/2016/5/12/chartex" xmlns:cx7="http://schemas.microsoft.com/office/drawing/2016/5/13/chartex" xmlns:cx8="http://schemas.microsoft.com/office/drawing/2016/5/14/chartex" xmlns:mc="http://schemas.openxmlformats.org/markup-compatibility/2006" xmlns:aink="http://schemas.microsoft.com/office/drawing/2016/ink" xmlns:am3d="http://schemas.microsoft.com/office/drawing/2017/model3d" xmlns:o="urn:schemas-microsoft-com:office:office" xmlns:oel="http://schemas.microsoft.com/office/2019/extlst" xmlns:r="http://schemas.openxmlformats.org/officeDocument/2006/relationships" xmlns:m="http://schemas.openxmlformats.org/officeDocument/2006/math" xmlns:v="urn:schemas-microsoft-com:vml" xmlns:wp14="http://schemas.microsoft.com/office/word/2010/wordprocessingDrawing" xmlns:wp="http://schemas.openxmlformats.org/drawingml/2006/wordprocessingDrawing" xmlns:w10="urn:schemas-microsoft-com:office:word" xmlns:w="http://schemas.openxmlformats.org/wordprocessingml/2006/main" xmlns:w14="http://schemas.microsoft.com/office/word/2010/wordml" xmlns:w15="http://schemas.microsoft.com/office/word/2012/wordml" xmlns:w16cei="http://schemas.microsoft.com/office/word/2026/wordml/cei" xmlns:w16cex="http://schemas.microsoft.com/office/word/2018/wordml/cex" xmlns:w16cid="http://schemas.microsoft.com/office/word/2016/wordml/cid" xmlns:w16="http://schemas.microsoft.com/office/word/2018/wordml" xmlns:w16du="http://schemas.microsoft.com/office/word/2023/wordml/word16du" xmlns:w16sdtdh="http://schemas.microsoft.com/office/word/2020/wordml/sdtdatahash" xmlns:w16sdtfl="http://schemas.microsoft.com/office/word/2024/wordml/sdtformatlock" xmlns:w16se="http://schemas.microsoft.com/office/word/2015/wordml/symex" xmlns:wpg="http://schemas.microsoft.com/office/word/2010/wordprocessingGroup" xmlns:wpi="http://schemas.microsoft.com/office/word/2010/wordprocessingInk" xmlns:wne="http://schemas.microsoft.com/office/word/2006/wordml" xmlns:wps="http://schemas.microsoft.com/office/word/2010/wordprocessingShape" mc:Ignorable="w14 w15 w16se w16cid w16 w16cex w16sdtdh w16sdtfl w16du wp14">
+<w:hdr xmlns:wpc="http://schemas.microsoft.com/office/word/2010/wordprocessingCanvas" xmlns:cx="http://schemas.microsoft.com/office/drawing/2014/chartex" xmlns:cx1="http://schemas.microsoft.com/office/drawing/2015/9/8/chartex" xmlns:cx2="http://schemas.microsoft.com/office/drawing/2015/10/21/chartex" xmlns:cx3="http://schemas.microsoft.com/office/drawing/2016/5/9/chartex" xmlns:cx4="http://schemas.microsoft.com/office/drawing/2016/5/10/chartex" xmlns:cx5="http://schemas.microsoft.com/office/drawing/2016/5/11/chartex" xmlns:cx6="http://schemas.microsoft.com/office/drawing/2016/5/12/chartex" xmlns:cx7="http://schemas.microsoft.com/office/drawing/2016/5/13/chartex" xmlns:cx8="http://schemas.microsoft.com/office/drawing/2016/5/14/chartex" xmlns:mc="http://schemas.openxmlformats.org/markup-compatibility/2006" xmlns:aink="http://schemas.microsoft.com/office/drawing/2016/ink" xmlns:am3d="http://schemas.microsoft.com/office/drawing/2017/model3d" xmlns:o="urn:schemas-microsoft-com:office:office" xmlns:oel="http://schemas.microsoft.com/office/2019/extlst" xmlns:r="http://schemas.openxmlformats.org/officeDocument/2006/relationships" xmlns:m="http://schemas.openxmlformats.org/officeDocument/2006/math" xmlns:v="urn:schemas-microsoft-com:vml" xmlns:wp14="http://schemas.microsoft.com/office/word/2010/wordprocessingDrawing" xmlns:wp="http://schemas.openxmlformats.org/drawingml/2006/wordprocessingDrawing" xmlns:w10="urn:schemas-microsoft-com:office:word" xmlns:w="http://schemas.openxmlformats.org/wordprocessingml/2006/main" xmlns:w14="http://schemas.microsoft.com/office/word/2010/wordml" xmlns:w15="http://schemas.microsoft.com/office/word/2012/wordml" xmlns:w16cex="http://schemas.microsoft.com/office/word/2018/wordml/cex" xmlns:w16cid="http://schemas.microsoft.com/office/word/2016/wordml/cid" xmlns:w16="http://schemas.microsoft.com/office/word/2018/wordml" xmlns:w16du="http://schemas.microsoft.com/office/word/2023/wordml/word16du" xmlns:w16sdtdh="http://schemas.microsoft.com/office/word/2020/wordml/sdtdatahash" xmlns:w16sdtfl="http://schemas.microsoft.com/office/word/2024/wordml/sdtformatlock" xmlns:w16se="http://schemas.microsoft.com/office/word/2015/wordml/symex" xmlns:wpg="http://schemas.microsoft.com/office/word/2010/wordprocessingGroup" xmlns:wpi="http://schemas.microsoft.com/office/word/2010/wordprocessingInk" xmlns:wne="http://schemas.microsoft.com/office/word/2006/wordml" xmlns:wps="http://schemas.microsoft.com/office/word/2010/wordprocessingShape" mc:Ignorable="w14 w15 w16se w16cid w16 w16cex w16sdtdh w16sdtfl w16du wp14">
   <w:p>
     <w:pPr>
       <w:pStyle w:val="Header"/>
@@ -5255,7 +5764,7 @@
 </file>
 
 <file path=word/numbering.xml><?xml version="1.0" encoding="utf-8"?>
-<w:numbering xmlns:wpc="http://schemas.microsoft.com/office/word/2010/wordprocessingCanvas" xmlns:cx="http://schemas.microsoft.com/office/drawing/2014/chartex" xmlns:cx1="http://schemas.microsoft.com/office/drawing/2015/9/8/chartex" xmlns:cx2="http://schemas.microsoft.com/office/drawing/2015/10/21/chartex" xmlns:cx3="http://schemas.microsoft.com/office/drawing/2016/5/9/chartex" xmlns:cx4="http://schemas.microsoft.com/office/drawing/2016/5/10/chartex" xmlns:cx5="http://schemas.microsoft.com/office/drawing/2016/5/11/chartex" xmlns:cx6="http://schemas.microsoft.com/office/drawing/2016/5/12/chartex" xmlns:cx7="http://schemas.microsoft.com/office/drawing/2016/5/13/chartex" xmlns:cx8="http://schemas.microsoft.com/office/drawing/2016/5/14/chartex" xmlns:mc="http://schemas.openxmlformats.org/markup-compatibility/2006" xmlns:aink="http://schemas.microsoft.com/office/drawing/2016/ink" xmlns:am3d="http://schemas.microsoft.com/office/drawing/2017/model3d" xmlns:o="urn:schemas-microsoft-com:office:office" xmlns:oel="http://schemas.microsoft.com/office/2019/extlst" xmlns:r="http://schemas.openxmlformats.org/officeDocument/2006/relationships" xmlns:m="http://schemas.openxmlformats.org/officeDocument/2006/math" xmlns:v="urn:schemas-microsoft-com:vml" xmlns:wp14="http://schemas.microsoft.com/office/word/2010/wordprocessingDrawing" xmlns:wp="http://schemas.openxmlformats.org/drawingml/2006/wordprocessingDrawing" xmlns:w10="urn:schemas-microsoft-com:office:word" xmlns:w="http://schemas.openxmlformats.org/wordprocessingml/2006/main" xmlns:w14="http://schemas.microsoft.com/office/word/2010/wordml" xmlns:w15="http://schemas.microsoft.com/office/word/2012/wordml" xmlns:w16cei="http://schemas.microsoft.com/office/word/2026/wordml/cei" xmlns:w16cex="http://schemas.microsoft.com/office/word/2018/wordml/cex" xmlns:w16cid="http://schemas.microsoft.com/office/word/2016/wordml/cid" xmlns:w16="http://schemas.microsoft.com/office/word/2018/wordml" xmlns:w16du="http://schemas.microsoft.com/office/word/2023/wordml/word16du" xmlns:w16sdtdh="http://schemas.microsoft.com/office/word/2020/wordml/sdtdatahash" xmlns:w16sdtfl="http://schemas.microsoft.com/office/word/2024/wordml/sdtformatlock" xmlns:w16se="http://schemas.microsoft.com/office/word/2015/wordml/symex" xmlns:wpg="http://schemas.microsoft.com/office/word/2010/wordprocessingGroup" xmlns:wpi="http://schemas.microsoft.com/office/word/2010/wordprocessingInk" xmlns:wne="http://schemas.microsoft.com/office/word/2006/wordml" xmlns:wps="http://schemas.microsoft.com/office/word/2010/wordprocessingShape" mc:Ignorable="w14 w15 w16se w16cid w16 w16cex w16sdtdh w16sdtfl w16du wp14">
+<w:numbering xmlns:wpc="http://schemas.microsoft.com/office/word/2010/wordprocessingCanvas" xmlns:cx="http://schemas.microsoft.com/office/drawing/2014/chartex" xmlns:cx1="http://schemas.microsoft.com/office/drawing/2015/9/8/chartex" xmlns:cx2="http://schemas.microsoft.com/office/drawing/2015/10/21/chartex" xmlns:cx3="http://schemas.microsoft.com/office/drawing/2016/5/9/chartex" xmlns:cx4="http://schemas.microsoft.com/office/drawing/2016/5/10/chartex" xmlns:cx5="http://schemas.microsoft.com/office/drawing/2016/5/11/chartex" xmlns:cx6="http://schemas.microsoft.com/office/drawing/2016/5/12/chartex" xmlns:cx7="http://schemas.microsoft.com/office/drawing/2016/5/13/chartex" xmlns:cx8="http://schemas.microsoft.com/office/drawing/2016/5/14/chartex" xmlns:mc="http://schemas.openxmlformats.org/markup-compatibility/2006" xmlns:aink="http://schemas.microsoft.com/office/drawing/2016/ink" xmlns:am3d="http://schemas.microsoft.com/office/drawing/2017/model3d" xmlns:o="urn:schemas-microsoft-com:office:office" xmlns:oel="http://schemas.microsoft.com/office/2019/extlst" xmlns:r="http://schemas.openxmlformats.org/officeDocument/2006/relationships" xmlns:m="http://schemas.openxmlformats.org/officeDocument/2006/math" xmlns:v="urn:schemas-microsoft-com:vml" xmlns:wp14="http://schemas.microsoft.com/office/word/2010/wordprocessingDrawing" xmlns:wp="http://schemas.openxmlformats.org/drawingml/2006/wordprocessingDrawing" xmlns:w10="urn:schemas-microsoft-com:office:word" xmlns:w="http://schemas.openxmlformats.org/wordprocessingml/2006/main" xmlns:w14="http://schemas.microsoft.com/office/word/2010/wordml" xmlns:w15="http://schemas.microsoft.com/office/word/2012/wordml" xmlns:w16cex="http://schemas.microsoft.com/office/word/2018/wordml/cex" xmlns:w16cid="http://schemas.microsoft.com/office/word/2016/wordml/cid" xmlns:w16="http://schemas.microsoft.com/office/word/2018/wordml" xmlns:w16du="http://schemas.microsoft.com/office/word/2023/wordml/word16du" xmlns:w16sdtdh="http://schemas.microsoft.com/office/word/2020/wordml/sdtdatahash" xmlns:w16sdtfl="http://schemas.microsoft.com/office/word/2024/wordml/sdtformatlock" xmlns:w16se="http://schemas.microsoft.com/office/word/2015/wordml/symex" xmlns:wpg="http://schemas.microsoft.com/office/word/2010/wordprocessingGroup" xmlns:wpi="http://schemas.microsoft.com/office/word/2010/wordprocessingInk" xmlns:wne="http://schemas.microsoft.com/office/word/2006/wordml" xmlns:wps="http://schemas.microsoft.com/office/word/2010/wordprocessingShape" mc:Ignorable="w14 w15 w16se w16cid w16 w16cex w16sdtdh w16sdtfl w16du wp14">
   <w:abstractNum w:abstractNumId="0" w15:restartNumberingAfterBreak="0">
     <w:nsid w:val="74900421"/>
     <w:multiLevelType w:val="hybridMultilevel"/>
